--- a/tech_cards/санитарный узел_tech_card.docx
+++ b/tech_cards/санитарный узел_tech_card.docx
@@ -843,7 +843,7 @@
                 <w:sz w:val="14"/>
                 <w:rFonts w:ascii="Arial" w:hAnsi="Arial"/>
               </w:rPr>
-              <w:t xml:space="preserve">потолок</w:t>
+              <w:t xml:space="preserve">водопроводные трубы (до 2 м), двери, стены (до 2 м)</w:t>
             </w:r>
           </w:p>
         </w:tc>
@@ -981,7 +981,7 @@
                 <w:sz w:val="14"/>
                 <w:rFonts w:ascii="Arial" w:hAnsi="Arial"/>
               </w:rPr>
-              <w:t xml:space="preserve">не выше 40°C</w:t>
+              <w:t xml:space="preserve">не ниже 40°C</w:t>
             </w:r>
           </w:p>
         </w:tc>
@@ -1044,7 +1044,7 @@
                 <w:sz w:val="14"/>
                 <w:rFonts w:ascii="Arial" w:hAnsi="Arial"/>
               </w:rPr>
-              <w:t xml:space="preserve">1 раз в 12 месяцев</w:t>
+              <w:t xml:space="preserve">1 раз в неделю</w:t>
             </w:r>
           </w:p>
         </w:tc>
@@ -1062,7 +1062,7 @@
                 <w:sz w:val="14"/>
                 <w:rFonts w:ascii="Arial" w:hAnsi="Arial"/>
               </w:rPr>
-              <w:t xml:space="preserve">сотрудник внешнего клининга</w:t>
+              <w:t xml:space="preserve">Иванов</w:t>
             </w:r>
           </w:p>
         </w:tc>
@@ -1290,7 +1290,7 @@
                 <w:sz w:val="14"/>
                 <w:rFonts w:ascii="Arial" w:hAnsi="Arial"/>
               </w:rPr>
-              <w:t xml:space="preserve">светильники (внешние поверхности)</w:t>
+              <w:t xml:space="preserve">диспенсеры для полотенец</w:t>
             </w:r>
           </w:p>
         </w:tc>
@@ -1307,13 +1307,14 @@
                 <w:sz w:val="14"/>
                 <w:rFonts w:ascii="Arial" w:hAnsi="Arial"/>
               </w:rPr>
-              <w:t xml:space="preserve">очистка (обеспыливание поверхностей)</w:t>
+              <w:t xml:space="preserve">мойка</w:t>
             </w:r>
           </w:p>
         </w:tc>
         <w:tc>
           <w:tcPr>
             <w:tcW w:w="506" w:type="dxa"/>
+            <w:vMerge w:val="restart"/>
             <w:tcMar>
               <w:left w:w="0" w:type="dxa"/>
               <w:right w:w="0" w:type="dxa"/>
@@ -1337,6 +1338,7 @@
         <w:tc>
           <w:tcPr>
             <w:tcW w:w="1913" w:type="dxa"/>
+            <w:shd w:val="clear" w:color="auto" w:fill="99CCFF"/>
           </w:tcPr>
           <w:p>
             <w:pPr>
@@ -1345,9 +1347,27 @@
             <w:r>
               <w:rPr>
                 <w:rFonts w:ascii="Arial" w:hAnsi="Arial"/>
-                <w:sz w:val="14"/>
-              </w:rPr>
-              <w:t>_____________________</w:t>
+                <w:b/>
+                <w:sz w:val="14"/>
+              </w:rPr>
+              <w:t>ХИМИТЕК ЧУДОДЕЙ</w:t>
+            </w:r>
+            <w:r>
+              <w:rPr>
+                <w:rFonts w:ascii="Arial" w:hAnsi="Arial"/>
+                <w:b/>
+                <w:sz w:val="14"/>
+                <w:vertAlign w:val="superscript"/>
+              </w:rPr>
+              <w:t>®</w:t>
+            </w:r>
+            <w:r>
+              <w:rPr>
+                <w:rFonts w:ascii="Arial" w:hAnsi="Arial"/>
+                <w:b/>
+                <w:sz w:val="14"/>
+              </w:rPr>
+              <w:t>-КОМБИ-ПЕНАКТИВ</w:t>
             </w:r>
           </w:p>
         </w:tc>
@@ -1381,7 +1401,17 @@
                 <w:rFonts w:ascii="Arial" w:hAnsi="Arial"/>
                 <w:sz w:val="14"/>
               </w:rPr>
-              <w:t>___________________</w:t>
+              <w:t>1,0 % - 2,0 %</w:t>
+            </w:r>
+            <w:r>
+              <w:br/>
+            </w:r>
+            <w:r>
+              <w:rPr>
+                <w:rFonts w:ascii="Arial" w:hAnsi="Arial"/>
+                <w:sz w:val="14"/>
+              </w:rPr>
+              <w:t>дозирующая система ProMax</w:t>
             </w:r>
           </w:p>
         </w:tc>
@@ -1398,7 +1428,7 @@
                 <w:sz w:val="14"/>
                 <w:rFonts w:ascii="Arial" w:hAnsi="Arial"/>
               </w:rPr>
-              <w:t xml:space="preserve">___________</w:t>
+              <w:t xml:space="preserve">не ниже 40°C</w:t>
             </w:r>
           </w:p>
         </w:tc>
@@ -1450,6 +1480,7 @@
         <w:tc>
           <w:tcPr>
             <w:tcW w:w="958" w:type="dxa"/>
+            <w:vMerge w:val="restart"/>
           </w:tcPr>
           <w:p>
             <w:pPr>
@@ -1460,7 +1491,7 @@
                 <w:sz w:val="14"/>
                 <w:rFonts w:ascii="Arial" w:hAnsi="Arial"/>
               </w:rPr>
-              <w:t xml:space="preserve">1 раз в 3 месяца</w:t>
+              <w:t xml:space="preserve">1 раз в неделю</w:t>
             </w:r>
           </w:p>
         </w:tc>
@@ -1478,7 +1509,7 @@
                 <w:sz w:val="14"/>
                 <w:rFonts w:ascii="Arial" w:hAnsi="Arial"/>
               </w:rPr>
-              <w:t xml:space="preserve">сотрудник внутреннего клининга, сотрудник внешнего клининга</w:t>
+              <w:t xml:space="preserve">Иванов</w:t>
             </w:r>
           </w:p>
         </w:tc>
@@ -1522,14 +1553,14 @@
                 <w:sz w:val="14"/>
                 <w:rFonts w:ascii="Arial" w:hAnsi="Arial"/>
               </w:rPr>
-              <w:t xml:space="preserve">мойка</w:t>
+              <w:t xml:space="preserve">дезинфекция</w:t>
             </w:r>
           </w:p>
         </w:tc>
         <w:tc>
           <w:tcPr>
             <w:tcW w:w="506" w:type="dxa"/>
-            <w:vMerge w:val="restart"/>
+            <w:vMerge/>
             <w:tcMar>
               <w:left w:w="0" w:type="dxa"/>
               <w:right w:w="0" w:type="dxa"/>
@@ -1537,75 +1568,91 @@
             <w:textDirection w:val="btLr"/>
             <w:vAlign w:val="center"/>
           </w:tcPr>
+          <w:p/>
+        </w:tc>
+        <w:tc>
+          <w:tcPr>
+            <w:tcW w:w="1913" w:type="dxa"/>
+            <w:shd w:val="clear" w:color="auto" w:fill="FFFFCC"/>
+          </w:tcPr>
+          <w:p>
+            <w:pPr>
+              <w:pStyle w:val="-0"/>
+            </w:pPr>
+            <w:r>
+              <w:rPr>
+                <w:rFonts w:ascii="Arial" w:hAnsi="Arial"/>
+                <w:b/>
+                <w:sz w:val="14"/>
+              </w:rPr>
+              <w:t>ХИМИТЕК ПОЛИДЕЗ</w:t>
+            </w:r>
+            <w:r>
+              <w:rPr>
+                <w:rFonts w:ascii="Arial" w:hAnsi="Arial"/>
+                <w:b/>
+                <w:sz w:val="14"/>
+                <w:vertAlign w:val="superscript"/>
+              </w:rPr>
+              <w:t>®</w:t>
+            </w:r>
+            <w:r>
+              <w:rPr>
+                <w:rFonts w:ascii="Arial" w:hAnsi="Arial"/>
+                <w:b/>
+                <w:sz w:val="14"/>
+              </w:rPr>
+              <w:t>-СУПЕР</w:t>
+            </w:r>
+          </w:p>
+        </w:tc>
+        <w:tc>
+          <w:tcPr>
+            <w:tcW w:w="1520" w:type="dxa"/>
+          </w:tcPr>
+          <w:p>
+            <w:pPr>
+              <w:pStyle w:val="--2"/>
+            </w:pPr>
+            <w:r>
+              <w:rPr>
+                <w:sz w:val="14"/>
+                <w:rFonts w:ascii="Arial" w:hAnsi="Arial"/>
+              </w:rPr>
+              <w:t xml:space="preserve">протирание</w:t>
+            </w:r>
+          </w:p>
+        </w:tc>
+        <w:tc>
+          <w:tcPr>
+            <w:tcW w:w="2025" w:type="dxa"/>
+          </w:tcPr>
           <w:p>
             <w:pPr>
               <w:pStyle w:val="--3"/>
             </w:pPr>
             <w:r>
               <w:rPr>
-                <w:sz w:val="14"/>
-                <w:rFonts w:ascii="Arial" w:hAnsi="Arial"/>
-              </w:rPr>
-              <w:t xml:space="preserve"/>
-            </w:r>
-          </w:p>
-        </w:tc>
-        <w:tc>
-          <w:tcPr>
-            <w:tcW w:w="1913" w:type="dxa"/>
-            <w:shd w:val="clear" w:color="auto" w:fill="99CCFF"/>
-          </w:tcPr>
-          <w:p>
-            <w:pPr>
-              <w:pStyle w:val="-0"/>
-            </w:pPr>
-            <w:r>
-              <w:rPr>
-                <w:rFonts w:ascii="Arial" w:hAnsi="Arial"/>
-                <w:b/>
-                <w:sz w:val="14"/>
-              </w:rPr>
-              <w:t>ХИМИТЕК ЧУДОДЕЙ</w:t>
-            </w:r>
-            <w:r>
-              <w:rPr>
-                <w:rFonts w:ascii="Arial" w:hAnsi="Arial"/>
-                <w:b/>
-                <w:sz w:val="14"/>
-                <w:vertAlign w:val="superscript"/>
-              </w:rPr>
-              <w:t>®</w:t>
-            </w:r>
-            <w:r>
-              <w:rPr>
-                <w:rFonts w:ascii="Arial" w:hAnsi="Arial"/>
-                <w:b/>
-                <w:sz w:val="14"/>
-              </w:rPr>
-              <w:t>-КОМБИ-ПЕНАКТИВ</w:t>
-            </w:r>
-          </w:p>
-        </w:tc>
-        <w:tc>
-          <w:tcPr>
-            <w:tcW w:w="1520" w:type="dxa"/>
-          </w:tcPr>
-          <w:p>
-            <w:pPr>
-              <w:pStyle w:val="--2"/>
-            </w:pPr>
-            <w:r>
-              <w:rPr>
-                <w:sz w:val="14"/>
-                <w:rFonts w:ascii="Arial" w:hAnsi="Arial"/>
-              </w:rPr>
-              <w:t xml:space="preserve">ручной (протирание, обработка щёткой)</w:t>
-            </w:r>
-          </w:p>
-        </w:tc>
-        <w:tc>
-          <w:tcPr>
-            <w:tcW w:w="2025" w:type="dxa"/>
+                <w:rFonts w:ascii="Arial" w:hAnsi="Arial"/>
+                <w:sz w:val="14"/>
+              </w:rPr>
+              <w:t>0,05 % (по НУК)</w:t>
+            </w:r>
+            <w:r>
+              <w:br/>
+            </w:r>
+            <w:r>
+              <w:rPr>
+                <w:rFonts w:ascii="Arial" w:hAnsi="Arial"/>
+                <w:sz w:val="14"/>
+              </w:rPr>
+              <w:t>дозирующая система ProMax</w:t>
+            </w:r>
+          </w:p>
+        </w:tc>
+        <w:tc>
+          <w:tcPr>
+            <w:tcW w:w="1183" w:type="dxa"/>
           </w:tcPr>
           <w:p>
             <w:pPr>
@@ -1613,26 +1660,16 @@
             </w:pPr>
             <w:r>
               <w:rPr>
-                <w:rFonts w:ascii="Arial" w:hAnsi="Arial"/>
-                <w:sz w:val="14"/>
-              </w:rPr>
-              <w:t>1,0 % - 2,0 %</w:t>
-            </w:r>
-            <w:r>
-              <w:br/>
-            </w:r>
-            <w:r>
-              <w:rPr>
-                <w:rFonts w:ascii="Arial" w:hAnsi="Arial"/>
-                <w:sz w:val="14"/>
-              </w:rPr>
-              <w:t>дозирующая система ProMax</w:t>
-            </w:r>
-          </w:p>
-        </w:tc>
-        <w:tc>
-          <w:tcPr>
-            <w:tcW w:w="1183" w:type="dxa"/>
+                <w:sz w:val="14"/>
+                <w:rFonts w:ascii="Arial" w:hAnsi="Arial"/>
+              </w:rPr>
+              <w:t xml:space="preserve">не выше 20°C</w:t>
+            </w:r>
+          </w:p>
+        </w:tc>
+        <w:tc>
+          <w:tcPr>
+            <w:tcW w:w="1126" w:type="dxa"/>
           </w:tcPr>
           <w:p>
             <w:pPr>
@@ -1643,24 +1680,7 @@
                 <w:sz w:val="14"/>
                 <w:rFonts w:ascii="Arial" w:hAnsi="Arial"/>
               </w:rPr>
-              <w:t xml:space="preserve">не выше 40°C</w:t>
-            </w:r>
-          </w:p>
-        </w:tc>
-        <w:tc>
-          <w:tcPr>
-            <w:tcW w:w="1126" w:type="dxa"/>
-          </w:tcPr>
-          <w:p>
-            <w:pPr>
-              <w:pStyle w:val="--3"/>
-            </w:pPr>
-            <w:r>
-              <w:rPr>
-                <w:sz w:val="14"/>
-                <w:rFonts w:ascii="Arial" w:hAnsi="Arial"/>
-              </w:rPr>
-              <w:t xml:space="preserve">___________</w:t>
+              <w:t xml:space="preserve">20 минут</w:t>
             </w:r>
           </w:p>
         </w:tc>
@@ -1683,20 +1703,9 @@
         <w:tc>
           <w:tcPr>
             <w:tcW w:w="958" w:type="dxa"/>
-            <w:vMerge w:val="restart"/>
-          </w:tcPr>
-          <w:p>
-            <w:pPr>
-              <w:pStyle w:val="--3"/>
-            </w:pPr>
-            <w:r>
-              <w:rPr>
-                <w:sz w:val="14"/>
-                <w:rFonts w:ascii="Arial" w:hAnsi="Arial"/>
-              </w:rPr>
-              <w:t xml:space="preserve">1 раз в 12 месяцев</w:t>
-            </w:r>
-          </w:p>
+            <w:vMerge/>
+          </w:tcPr>
+          <w:p/>
         </w:tc>
         <w:tc>
           <w:tcPr>
@@ -1711,6 +1720,292 @@
             <w:vMerge/>
           </w:tcPr>
           <w:p/>
+        </w:tc>
+      </w:tr>
+      <w:tr>
+        <w:tc>
+          <w:tcPr>
+            <w:tcW w:w="1688" w:type="dxa"/>
+            <w:vMerge w:val="restart"/>
+          </w:tcPr>
+          <w:p>
+            <w:pPr>
+              <w:pStyle w:val="--2"/>
+            </w:pPr>
+            <w:r>
+              <w:rPr>
+                <w:sz w:val="14"/>
+                <w:rFonts w:ascii="Arial" w:hAnsi="Arial"/>
+              </w:rPr>
+              <w:t xml:space="preserve">холодильники бытовые</w:t>
+            </w:r>
+          </w:p>
+        </w:tc>
+        <w:tc>
+          <w:tcPr>
+            <w:tcW w:w="14188" w:type="dxa"/>
+            <w:gridSpan w:val="11"/>
+            <w:shd w:val="clear" w:color="auto" w:fill="D2D2D2"/>
+          </w:tcPr>
+          <w:p>
+            <w:pPr>
+              <w:pStyle w:val="--2"/>
+            </w:pPr>
+            <w:r>
+              <w:rPr>
+                <w:sz w:val="14"/>
+                <w:rFonts w:ascii="Arial" w:hAnsi="Arial"/>
+                <w:b/>
+              </w:rPr>
+              <w:t xml:space="preserve">Внешние поверхности</w:t>
+            </w:r>
+          </w:p>
+        </w:tc>
+      </w:tr>
+      <w:tr>
+        <w:tc>
+          <w:tcPr>
+            <w:tcW w:w="1688" w:type="dxa"/>
+            <w:vMerge/>
+          </w:tcPr>
+          <w:p/>
+        </w:tc>
+        <w:tc>
+          <w:tcPr>
+            <w:tcW w:w="1408" w:type="dxa"/>
+          </w:tcPr>
+          <w:p>
+            <w:pPr>
+              <w:pStyle w:val="--2"/>
+            </w:pPr>
+            <w:r>
+              <w:rPr>
+                <w:sz w:val="14"/>
+                <w:rFonts w:ascii="Arial" w:hAnsi="Arial"/>
+              </w:rPr>
+              <w:t xml:space="preserve">мойка</w:t>
+            </w:r>
+          </w:p>
+        </w:tc>
+        <w:tc>
+          <w:tcPr>
+            <w:tcW w:w="506" w:type="dxa"/>
+            <w:vMerge w:val="restart"/>
+            <w:tcMar>
+              <w:left w:w="0" w:type="dxa"/>
+              <w:right w:w="0" w:type="dxa"/>
+            </w:tcMar>
+            <w:textDirection w:val="btLr"/>
+            <w:vAlign w:val="center"/>
+          </w:tcPr>
+          <w:p>
+            <w:pPr>
+              <w:pStyle w:val="--3"/>
+            </w:pPr>
+            <w:r>
+              <w:rPr>
+                <w:sz w:val="14"/>
+                <w:rFonts w:ascii="Arial" w:hAnsi="Arial"/>
+              </w:rPr>
+              <w:t xml:space="preserve"/>
+            </w:r>
+          </w:p>
+        </w:tc>
+        <w:tc>
+          <w:tcPr>
+            <w:tcW w:w="1913" w:type="dxa"/>
+            <w:shd w:val="clear" w:color="auto" w:fill="99CCFF"/>
+          </w:tcPr>
+          <w:p>
+            <w:pPr>
+              <w:pStyle w:val="-0"/>
+            </w:pPr>
+            <w:r>
+              <w:rPr>
+                <w:rFonts w:ascii="Arial" w:hAnsi="Arial"/>
+                <w:b/>
+                <w:sz w:val="14"/>
+              </w:rPr>
+              <w:t>ХИМИТЕК ЧУДОДЕЙ</w:t>
+            </w:r>
+            <w:r>
+              <w:rPr>
+                <w:rFonts w:ascii="Arial" w:hAnsi="Arial"/>
+                <w:b/>
+                <w:sz w:val="14"/>
+                <w:vertAlign w:val="superscript"/>
+              </w:rPr>
+              <w:t>®</w:t>
+            </w:r>
+            <w:r>
+              <w:rPr>
+                <w:rFonts w:ascii="Arial" w:hAnsi="Arial"/>
+                <w:b/>
+                <w:sz w:val="14"/>
+              </w:rPr>
+              <w:t>-КОМБИ-ПЕНАКТИВ</w:t>
+            </w:r>
+          </w:p>
+        </w:tc>
+        <w:tc>
+          <w:tcPr>
+            <w:tcW w:w="1520" w:type="dxa"/>
+          </w:tcPr>
+          <w:p>
+            <w:pPr>
+              <w:pStyle w:val="--2"/>
+            </w:pPr>
+            <w:r>
+              <w:rPr>
+                <w:sz w:val="14"/>
+                <w:rFonts w:ascii="Arial" w:hAnsi="Arial"/>
+              </w:rPr>
+              <w:t xml:space="preserve">ручной (протирание, обработка щеткой)</w:t>
+            </w:r>
+          </w:p>
+        </w:tc>
+        <w:tc>
+          <w:tcPr>
+            <w:tcW w:w="2025" w:type="dxa"/>
+          </w:tcPr>
+          <w:p>
+            <w:pPr>
+              <w:pStyle w:val="--3"/>
+            </w:pPr>
+            <w:r>
+              <w:rPr>
+                <w:rFonts w:ascii="Arial" w:hAnsi="Arial"/>
+                <w:sz w:val="14"/>
+              </w:rPr>
+              <w:t>1,0 % - 2,0 %</w:t>
+            </w:r>
+            <w:r>
+              <w:br/>
+            </w:r>
+            <w:r>
+              <w:rPr>
+                <w:rFonts w:ascii="Arial" w:hAnsi="Arial"/>
+                <w:sz w:val="14"/>
+              </w:rPr>
+              <w:t>дозирующая система ProMax</w:t>
+            </w:r>
+          </w:p>
+        </w:tc>
+        <w:tc>
+          <w:tcPr>
+            <w:tcW w:w="1183" w:type="dxa"/>
+          </w:tcPr>
+          <w:p>
+            <w:pPr>
+              <w:pStyle w:val="--3"/>
+            </w:pPr>
+            <w:r>
+              <w:rPr>
+                <w:sz w:val="14"/>
+                <w:rFonts w:ascii="Arial" w:hAnsi="Arial"/>
+              </w:rPr>
+              <w:t xml:space="preserve">не ниже 40°C</w:t>
+            </w:r>
+          </w:p>
+        </w:tc>
+        <w:tc>
+          <w:tcPr>
+            <w:tcW w:w="1126" w:type="dxa"/>
+          </w:tcPr>
+          <w:p>
+            <w:pPr>
+              <w:pStyle w:val="--3"/>
+            </w:pPr>
+            <w:r>
+              <w:rPr>
+                <w:sz w:val="14"/>
+                <w:rFonts w:ascii="Arial" w:hAnsi="Arial"/>
+              </w:rPr>
+              <w:t xml:space="preserve">___________</w:t>
+            </w:r>
+          </w:p>
+        </w:tc>
+        <w:tc>
+          <w:tcPr>
+            <w:tcW w:w="510" w:type="dxa"/>
+            <w:noWrap/>
+            <w:tcMar>
+              <w:left w:w="0" w:type="dxa"/>
+              <w:right w:w="0" w:type="dxa"/>
+            </w:tcMar>
+            <w:textDirection w:val="btLr"/>
+            <w:tcFitText/>
+            <w:vAlign w:val="center"/>
+            <w:vMerge w:val="restart"/>
+            <w:shd w:val="clear" w:color="auto" w:fill="#FFCCCC"/>
+          </w:tcPr>
+          <w:p>
+            <w:pPr>
+              <w:pStyle w:val="--3"/>
+            </w:pPr>
+            <w:r>
+              <w:rPr>
+                <w:sz w:val="14"/>
+                <w:rFonts w:ascii="Arial" w:hAnsi="Arial"/>
+                <w:b/>
+              </w:rPr>
+              <w:t xml:space="preserve">красный</w:t>
+            </w:r>
+          </w:p>
+        </w:tc>
+        <w:tc>
+          <w:tcPr>
+            <w:tcW w:w="958" w:type="dxa"/>
+            <w:vMerge w:val="restart"/>
+          </w:tcPr>
+          <w:p>
+            <w:pPr>
+              <w:pStyle w:val="--3"/>
+            </w:pPr>
+            <w:r>
+              <w:rPr>
+                <w:sz w:val="14"/>
+                <w:rFonts w:ascii="Arial" w:hAnsi="Arial"/>
+              </w:rPr>
+              <w:t xml:space="preserve">1 раз в неделю</w:t>
+            </w:r>
+          </w:p>
+        </w:tc>
+        <w:tc>
+          <w:tcPr>
+            <w:tcW w:w="1351" w:type="dxa"/>
+            <w:vMerge w:val="restart"/>
+          </w:tcPr>
+          <w:p>
+            <w:pPr>
+              <w:pStyle w:val="--2"/>
+            </w:pPr>
+            <w:r>
+              <w:rPr>
+                <w:sz w:val="14"/>
+                <w:rFonts w:ascii="Arial" w:hAnsi="Arial"/>
+              </w:rPr>
+              <w:t xml:space="preserve">Иванов</w:t>
+            </w:r>
+          </w:p>
+        </w:tc>
+        <w:tc>
+          <w:tcPr>
+            <w:tcW w:w="1688" w:type="dxa"/>
+            <w:vMerge w:val="restart"/>
+          </w:tcPr>
+          <w:p>
+            <w:pPr>
+              <w:pStyle w:val="--2"/>
+            </w:pPr>
+            <w:r>
+              <w:rPr>
+                <w:sz w:val="14"/>
+                <w:rFonts w:ascii="Arial" w:hAnsi="Arial"/>
+              </w:rPr>
+              <w:t xml:space="preserve">визуальный контроль/ сотрудник отдела качества</w:t>
+            </w:r>
+          </w:p>
         </w:tc>
       </w:tr>
       <w:tr>
@@ -1817,7 +2112,7 @@
                 <w:rFonts w:ascii="Arial" w:hAnsi="Arial"/>
                 <w:sz w:val="14"/>
               </w:rPr>
-              <w:t>1,0 % - 2,0 %</w:t>
+              <w:t>0,05 % (по НУК)</w:t>
             </w:r>
             <w:r>
               <w:br/>
@@ -1844,7 +2139,7 @@
                 <w:sz w:val="14"/>
                 <w:rFonts w:ascii="Arial" w:hAnsi="Arial"/>
               </w:rPr>
-              <w:t xml:space="preserve">не выше 20°C</w:t>
+              <w:t xml:space="preserve">18-20°C</w:t>
             </w:r>
           </w:p>
         </w:tc>
@@ -1907,7 +2202,15 @@
         <w:tc>
           <w:tcPr>
             <w:tcW w:w="1688" w:type="dxa"/>
-            <w:vMerge w:val="restart"/>
+            <w:vMerge/>
+          </w:tcPr>
+          <w:p/>
+        </w:tc>
+        <w:tc>
+          <w:tcPr>
+            <w:tcW w:w="14188" w:type="dxa"/>
+            <w:gridSpan w:val="11"/>
+            <w:shd w:val="clear" w:color="auto" w:fill="D2D2D2"/>
           </w:tcPr>
           <w:p>
             <w:pPr>
@@ -1917,10 +2220,20 @@
               <w:rPr>
                 <w:sz w:val="14"/>
                 <w:rFonts w:ascii="Arial" w:hAnsi="Arial"/>
-              </w:rPr>
-              <w:t xml:space="preserve">водопроводные трубы (выше 2 м)</w:t>
-            </w:r>
-          </w:p>
+                <w:b/>
+              </w:rPr>
+              <w:t xml:space="preserve">Внутренние поверхности</w:t>
+            </w:r>
+          </w:p>
+        </w:tc>
+      </w:tr>
+      <w:tr>
+        <w:tc>
+          <w:tcPr>
+            <w:tcW w:w="1688" w:type="dxa"/>
+            <w:vMerge/>
+          </w:tcPr>
+          <w:p/>
         </w:tc>
         <w:tc>
           <w:tcPr>
@@ -2012,7 +2325,7 @@
                 <w:sz w:val="14"/>
                 <w:rFonts w:ascii="Arial" w:hAnsi="Arial"/>
               </w:rPr>
-              <w:t xml:space="preserve">ручной (протирание, обработка щёткой)</w:t>
+              <w:t xml:space="preserve">ручной (протирание, обработка щеткой)</w:t>
             </w:r>
           </w:p>
         </w:tc>
@@ -2056,7 +2369,7 @@
                 <w:sz w:val="14"/>
                 <w:rFonts w:ascii="Arial" w:hAnsi="Arial"/>
               </w:rPr>
-              <w:t xml:space="preserve">не выше 40°C</w:t>
+              <w:t xml:space="preserve">не ниже 40°C</w:t>
             </w:r>
           </w:p>
         </w:tc>
@@ -2119,7 +2432,7 @@
                 <w:sz w:val="14"/>
                 <w:rFonts w:ascii="Arial" w:hAnsi="Arial"/>
               </w:rPr>
-              <w:t xml:space="preserve">1 раз в 3 месяца</w:t>
+              <w:t xml:space="preserve">1 раз в месяц</w:t>
             </w:r>
           </w:p>
         </w:tc>
@@ -2137,7 +2450,7 @@
                 <w:sz w:val="14"/>
                 <w:rFonts w:ascii="Arial" w:hAnsi="Arial"/>
               </w:rPr>
-              <w:t xml:space="preserve">сотрудник внешнего клининга</w:t>
+              <w:t xml:space="preserve">Иванов</w:t>
             </w:r>
           </w:p>
         </w:tc>
@@ -2291,7 +2604,7 @@
                 <w:sz w:val="14"/>
                 <w:rFonts w:ascii="Arial" w:hAnsi="Arial"/>
               </w:rPr>
-              <w:t xml:space="preserve">не выше 20°C</w:t>
+              <w:t xml:space="preserve">18-20°C</w:t>
             </w:r>
           </w:p>
         </w:tc>
@@ -2365,7 +2678,7 @@
                 <w:sz w:val="14"/>
                 <w:rFonts w:ascii="Arial" w:hAnsi="Arial"/>
               </w:rPr>
-              <w:t xml:space="preserve">стены на всю высоту</w:t>
+              <w:t xml:space="preserve">мусорные корзины</w:t>
             </w:r>
           </w:p>
         </w:tc>
@@ -2503,7 +2816,7 @@
                 <w:sz w:val="14"/>
                 <w:rFonts w:ascii="Arial" w:hAnsi="Arial"/>
               </w:rPr>
-              <w:t xml:space="preserve">не выше 40°C</w:t>
+              <w:t xml:space="preserve">не ниже 40°C</w:t>
             </w:r>
           </w:p>
         </w:tc>
@@ -2566,7 +2879,7 @@
                 <w:sz w:val="14"/>
                 <w:rFonts w:ascii="Arial" w:hAnsi="Arial"/>
               </w:rPr>
-              <w:t xml:space="preserve">1 раз в 3 месяца</w:t>
+              <w:t xml:space="preserve">1 раз в неделю, по мере загрязнения</w:t>
             </w:r>
           </w:p>
         </w:tc>
@@ -2584,7 +2897,7 @@
                 <w:sz w:val="14"/>
                 <w:rFonts w:ascii="Arial" w:hAnsi="Arial"/>
               </w:rPr>
-              <w:t xml:space="preserve">сотрудник внутреннего клининга</w:t>
+              <w:t xml:space="preserve">Иванов</w:t>
             </w:r>
           </w:p>
         </w:tc>
@@ -2755,7 +3068,7 @@
                 <w:sz w:val="14"/>
                 <w:rFonts w:ascii="Arial" w:hAnsi="Arial"/>
               </w:rPr>
-              <w:t xml:space="preserve">___________</w:t>
+              <w:t xml:space="preserve">20 минут</w:t>
             </w:r>
           </w:p>
         </w:tc>
@@ -2800,6 +3113,28 @@
       <w:tr>
         <w:tc>
           <w:tcPr>
+            <w:tcW w:w="15876" w:type="dxa"/>
+            <w:gridSpan w:val="12"/>
+            <w:shd w:val="clear" w:color="auto" w:fill="D2D2D2"/>
+          </w:tcPr>
+          <w:p>
+            <w:pPr>
+              <w:pStyle w:val="--2"/>
+            </w:pPr>
+            <w:r>
+              <w:rPr>
+                <w:sz w:val="14"/>
+                <w:rFonts w:ascii="Arial" w:hAnsi="Arial"/>
+                <w:b/>
+              </w:rPr>
+              <w:t xml:space="preserve">Санитарная обработка уборочного инвентаря и т.д.</w:t>
+            </w:r>
+          </w:p>
+        </w:tc>
+      </w:tr>
+      <w:tr>
+        <w:tc>
+          <w:tcPr>
             <w:tcW w:w="1688" w:type="dxa"/>
             <w:vMerge w:val="restart"/>
           </w:tcPr>
@@ -2812,7 +3147,7 @@
                 <w:sz w:val="14"/>
                 <w:rFonts w:ascii="Arial" w:hAnsi="Arial"/>
               </w:rPr>
-              <w:t xml:space="preserve">водопроводные трубы (до 2 м), двери, стены (до 2 м)</w:t>
+              <w:t xml:space="preserve">уборочный инвентарь</w:t>
             </w:r>
           </w:p>
         </w:tc>
@@ -2889,7 +3224,7 @@
                 <w:b/>
                 <w:sz w:val="14"/>
               </w:rPr>
-              <w:t>-КОМБИ-ПЕНАКТИВ</w:t>
+              <w:t>-ПОЛИПРОМ</w:t>
             </w:r>
           </w:p>
         </w:tc>
@@ -2906,7 +3241,7 @@
                 <w:sz w:val="14"/>
                 <w:rFonts w:ascii="Arial" w:hAnsi="Arial"/>
               </w:rPr>
-              <w:t xml:space="preserve">ручной (протирание, обработка щёткой)</w:t>
+              <w:t xml:space="preserve">ручной (протирание, обработка щёткой, замачивание)</w:t>
             </w:r>
           </w:p>
         </w:tc>
@@ -2967,7 +3302,7 @@
                 <w:sz w:val="14"/>
                 <w:rFonts w:ascii="Arial" w:hAnsi="Arial"/>
               </w:rPr>
-              <w:t xml:space="preserve">___________</w:t>
+              <w:t xml:space="preserve">30 минут</w:t>
             </w:r>
           </w:p>
         </w:tc>
@@ -3013,7 +3348,7 @@
                 <w:sz w:val="14"/>
                 <w:rFonts w:ascii="Arial" w:hAnsi="Arial"/>
               </w:rPr>
-              <w:t xml:space="preserve">1 раз в неделю</w:t>
+              <w:t xml:space="preserve">сразу после использования</w:t>
             </w:r>
           </w:p>
         </w:tc>
@@ -3185,7 +3520,7 @@
                 <w:sz w:val="14"/>
                 <w:rFonts w:ascii="Arial" w:hAnsi="Arial"/>
               </w:rPr>
-              <w:t xml:space="preserve">не выше 20°C</w:t>
+              <w:t xml:space="preserve">18-20°C</w:t>
             </w:r>
           </w:p>
         </w:tc>
@@ -3202,7 +3537,7 @@
                 <w:sz w:val="14"/>
                 <w:rFonts w:ascii="Arial" w:hAnsi="Arial"/>
               </w:rPr>
-              <w:t xml:space="preserve">20 минут</w:t>
+              <w:t xml:space="preserve">30 минут</w:t>
             </w:r>
           </w:p>
         </w:tc>
@@ -3259,7 +3594,7 @@
                 <w:sz w:val="14"/>
                 <w:rFonts w:ascii="Arial" w:hAnsi="Arial"/>
               </w:rPr>
-              <w:t xml:space="preserve">выключатели, дверные ручки</w:t>
+              <w:t xml:space="preserve">мопы</w:t>
             </w:r>
           </w:p>
         </w:tc>
@@ -3307,7 +3642,7 @@
         <w:tc>
           <w:tcPr>
             <w:tcW w:w="1913" w:type="dxa"/>
-            <w:shd w:val="clear" w:color="auto" w:fill="99CCFF"/>
+            <w:shd w:val="clear" w:color="auto" w:fill="CCECFF"/>
           </w:tcPr>
           <w:p>
             <w:pPr>
@@ -3319,24 +3654,7 @@
                 <w:b/>
                 <w:sz w:val="14"/>
               </w:rPr>
-              <w:t>ХИМИТЕК ЧУДОДЕЙ</w:t>
-            </w:r>
-            <w:r>
-              <w:rPr>
-                <w:rFonts w:ascii="Arial" w:hAnsi="Arial"/>
-                <w:b/>
-                <w:sz w:val="14"/>
-                <w:vertAlign w:val="superscript"/>
-              </w:rPr>
-              <w:t>®</w:t>
-            </w:r>
-            <w:r>
-              <w:rPr>
-                <w:rFonts w:ascii="Arial" w:hAnsi="Arial"/>
-                <w:b/>
-                <w:sz w:val="14"/>
-              </w:rPr>
-              <w:t>-КОМБИ-ПЕНАКТИВ</w:t>
+              <w:t>ВОДА</w:t>
             </w:r>
           </w:p>
         </w:tc>
@@ -3353,7 +3671,7 @@
                 <w:sz w:val="14"/>
                 <w:rFonts w:ascii="Arial" w:hAnsi="Arial"/>
               </w:rPr>
-              <w:t xml:space="preserve">ручной (протирание)</w:t>
+              <w:t xml:space="preserve">ручной (ополаскивание)</w:t>
             </w:r>
           </w:p>
         </w:tc>
@@ -3397,7 +3715,7 @@
                 <w:sz w:val="14"/>
                 <w:rFonts w:ascii="Arial" w:hAnsi="Arial"/>
               </w:rPr>
-              <w:t xml:space="preserve">не ниже 40°C</w:t>
+              <w:t xml:space="preserve">не ниже 60°C</w:t>
             </w:r>
           </w:p>
         </w:tc>
@@ -3460,7 +3778,7 @@
                 <w:sz w:val="14"/>
                 <w:rFonts w:ascii="Arial" w:hAnsi="Arial"/>
               </w:rPr>
-              <w:t xml:space="preserve">1 раз в смену</w:t>
+              <w:t xml:space="preserve">сразу после использования</w:t>
             </w:r>
           </w:p>
         </w:tc>
@@ -3649,7 +3967,7 @@
                 <w:sz w:val="14"/>
                 <w:rFonts w:ascii="Arial" w:hAnsi="Arial"/>
               </w:rPr>
-              <w:t xml:space="preserve">20 минут</w:t>
+              <w:t xml:space="preserve">30 минут</w:t>
             </w:r>
           </w:p>
         </w:tc>
@@ -3695,6 +4013,257 @@
         <w:tc>
           <w:tcPr>
             <w:tcW w:w="1688" w:type="dxa"/>
+          </w:tcPr>
+          <w:p>
+            <w:pPr>
+              <w:pStyle w:val="--2"/>
+            </w:pPr>
+            <w:r>
+              <w:rPr>
+                <w:sz w:val="14"/>
+                <w:rFonts w:ascii="Arial" w:hAnsi="Arial"/>
+              </w:rPr>
+              <w:t xml:space="preserve">вёдра</w:t>
+            </w:r>
+          </w:p>
+        </w:tc>
+        <w:tc>
+          <w:tcPr>
+            <w:tcW w:w="1408" w:type="dxa"/>
+          </w:tcPr>
+          <w:p>
+            <w:pPr>
+              <w:pStyle w:val="--2"/>
+            </w:pPr>
+            <w:r>
+              <w:rPr>
+                <w:sz w:val="14"/>
+                <w:rFonts w:ascii="Arial" w:hAnsi="Arial"/>
+              </w:rPr>
+              <w:t xml:space="preserve">мойка</w:t>
+            </w:r>
+          </w:p>
+        </w:tc>
+        <w:tc>
+          <w:tcPr>
+            <w:tcW w:w="506" w:type="dxa"/>
+            <w:tcMar>
+              <w:left w:w="0" w:type="dxa"/>
+              <w:right w:w="0" w:type="dxa"/>
+            </w:tcMar>
+            <w:textDirection w:val="btLr"/>
+            <w:vAlign w:val="center"/>
+          </w:tcPr>
+          <w:p>
+            <w:pPr>
+              <w:pStyle w:val="--3"/>
+            </w:pPr>
+            <w:r>
+              <w:rPr>
+                <w:sz w:val="14"/>
+                <w:rFonts w:ascii="Arial" w:hAnsi="Arial"/>
+              </w:rPr>
+              <w:t xml:space="preserve"/>
+            </w:r>
+          </w:p>
+        </w:tc>
+        <w:tc>
+          <w:tcPr>
+            <w:tcW w:w="1913" w:type="dxa"/>
+            <w:shd w:val="clear" w:color="auto" w:fill="99CCFF"/>
+          </w:tcPr>
+          <w:p>
+            <w:pPr>
+              <w:pStyle w:val="-0"/>
+            </w:pPr>
+            <w:r>
+              <w:rPr>
+                <w:rFonts w:ascii="Arial" w:hAnsi="Arial"/>
+                <w:b/>
+                <w:sz w:val="14"/>
+              </w:rPr>
+              <w:t>ХИМИТЕК ЧУДОДЕЙ</w:t>
+            </w:r>
+            <w:r>
+              <w:rPr>
+                <w:rFonts w:ascii="Arial" w:hAnsi="Arial"/>
+                <w:b/>
+                <w:sz w:val="14"/>
+                <w:vertAlign w:val="superscript"/>
+              </w:rPr>
+              <w:t>®</w:t>
+            </w:r>
+            <w:r>
+              <w:rPr>
+                <w:rFonts w:ascii="Arial" w:hAnsi="Arial"/>
+                <w:b/>
+                <w:sz w:val="14"/>
+              </w:rPr>
+              <w:t>-ПОЛИПРОМ</w:t>
+            </w:r>
+          </w:p>
+        </w:tc>
+        <w:tc>
+          <w:tcPr>
+            <w:tcW w:w="1520" w:type="dxa"/>
+          </w:tcPr>
+          <w:p>
+            <w:pPr>
+              <w:pStyle w:val="--2"/>
+            </w:pPr>
+            <w:r>
+              <w:rPr>
+                <w:sz w:val="14"/>
+                <w:rFonts w:ascii="Arial" w:hAnsi="Arial"/>
+              </w:rPr>
+              <w:t xml:space="preserve">ручной (протирание, обработка щёткой)</w:t>
+            </w:r>
+          </w:p>
+        </w:tc>
+        <w:tc>
+          <w:tcPr>
+            <w:tcW w:w="2025" w:type="dxa"/>
+          </w:tcPr>
+          <w:p>
+            <w:pPr>
+              <w:pStyle w:val="--3"/>
+            </w:pPr>
+            <w:r>
+              <w:rPr>
+                <w:rFonts w:ascii="Arial" w:hAnsi="Arial"/>
+                <w:sz w:val="14"/>
+              </w:rPr>
+              <w:t>1,0 % - 2,0 %</w:t>
+            </w:r>
+            <w:r>
+              <w:br/>
+            </w:r>
+            <w:r>
+              <w:rPr>
+                <w:rFonts w:ascii="Arial" w:hAnsi="Arial"/>
+                <w:sz w:val="14"/>
+              </w:rPr>
+              <w:t>дозирующая система ProMax</w:t>
+            </w:r>
+          </w:p>
+        </w:tc>
+        <w:tc>
+          <w:tcPr>
+            <w:tcW w:w="1183" w:type="dxa"/>
+          </w:tcPr>
+          <w:p>
+            <w:pPr>
+              <w:pStyle w:val="--3"/>
+            </w:pPr>
+            <w:r>
+              <w:rPr>
+                <w:sz w:val="14"/>
+                <w:rFonts w:ascii="Arial" w:hAnsi="Arial"/>
+              </w:rPr>
+              <w:t xml:space="preserve">не ниже 40°C</w:t>
+            </w:r>
+          </w:p>
+        </w:tc>
+        <w:tc>
+          <w:tcPr>
+            <w:tcW w:w="1126" w:type="dxa"/>
+          </w:tcPr>
+          <w:p>
+            <w:pPr>
+              <w:pStyle w:val="--3"/>
+            </w:pPr>
+            <w:r>
+              <w:rPr>
+                <w:sz w:val="14"/>
+                <w:rFonts w:ascii="Arial" w:hAnsi="Arial"/>
+              </w:rPr>
+              <w:t xml:space="preserve">30 минут</w:t>
+            </w:r>
+          </w:p>
+        </w:tc>
+        <w:tc>
+          <w:tcPr>
+            <w:tcW w:w="510" w:type="dxa"/>
+            <w:noWrap/>
+            <w:tcMar>
+              <w:left w:w="0" w:type="dxa"/>
+              <w:right w:w="0" w:type="dxa"/>
+            </w:tcMar>
+            <w:textDirection w:val="btLr"/>
+            <w:tcFitText/>
+            <w:vAlign w:val="center"/>
+            <w:shd w:val="clear" w:color="auto" w:fill="#FFCCCC"/>
+          </w:tcPr>
+          <w:p>
+            <w:pPr>
+              <w:pStyle w:val="--3"/>
+            </w:pPr>
+            <w:r>
+              <w:rPr>
+                <w:sz w:val="14"/>
+                <w:rFonts w:ascii="Arial" w:hAnsi="Arial"/>
+                <w:b/>
+              </w:rPr>
+              <w:t xml:space="preserve">красный</w:t>
+            </w:r>
+          </w:p>
+        </w:tc>
+        <w:tc>
+          <w:tcPr>
+            <w:tcW w:w="958" w:type="dxa"/>
+          </w:tcPr>
+          <w:p>
+            <w:pPr>
+              <w:pStyle w:val="--3"/>
+            </w:pPr>
+            <w:r>
+              <w:rPr>
+                <w:sz w:val="14"/>
+                <w:rFonts w:ascii="Arial" w:hAnsi="Arial"/>
+              </w:rPr>
+              <w:t xml:space="preserve">сразу после использования</w:t>
+            </w:r>
+          </w:p>
+        </w:tc>
+        <w:tc>
+          <w:tcPr>
+            <w:tcW w:w="1351" w:type="dxa"/>
+          </w:tcPr>
+          <w:p>
+            <w:pPr>
+              <w:pStyle w:val="--2"/>
+            </w:pPr>
+            <w:r>
+              <w:rPr>
+                <w:sz w:val="14"/>
+                <w:rFonts w:ascii="Arial" w:hAnsi="Arial"/>
+              </w:rPr>
+              <w:t xml:space="preserve">сотрудник внутреннего клининга</w:t>
+            </w:r>
+          </w:p>
+        </w:tc>
+        <w:tc>
+          <w:tcPr>
+            <w:tcW w:w="1688" w:type="dxa"/>
+          </w:tcPr>
+          <w:p>
+            <w:pPr>
+              <w:pStyle w:val="--2"/>
+            </w:pPr>
+            <w:r>
+              <w:rPr>
+                <w:sz w:val="14"/>
+                <w:rFonts w:ascii="Arial" w:hAnsi="Arial"/>
+              </w:rPr>
+              <w:t xml:space="preserve">визуальный контроль/ сотрудник отдела качества</w:t>
+            </w:r>
+          </w:p>
+        </w:tc>
+      </w:tr>
+      <w:tr>
+        <w:tc>
+          <w:tcPr>
+            <w:tcW w:w="1688" w:type="dxa"/>
             <w:vMerge w:val="restart"/>
           </w:tcPr>
           <w:p>
@@ -3706,7 +4275,7 @@
                 <w:sz w:val="14"/>
                 <w:rFonts w:ascii="Arial" w:hAnsi="Arial"/>
               </w:rPr>
-              <w:t xml:space="preserve">раковины</w:t>
+              <w:t xml:space="preserve">тележки уборочные</w:t>
             </w:r>
           </w:p>
         </w:tc>
@@ -3783,7 +4352,7 @@
                 <w:b/>
                 <w:sz w:val="14"/>
               </w:rPr>
-              <w:t>-КОМБИ-ПЕНАКТИВ</w:t>
+              <w:t>-ПОЛИПРОМ</w:t>
             </w:r>
           </w:p>
         </w:tc>
@@ -3844,7 +4413,7 @@
                 <w:sz w:val="14"/>
                 <w:rFonts w:ascii="Arial" w:hAnsi="Arial"/>
               </w:rPr>
-              <w:t xml:space="preserve">не выше 40°C</w:t>
+              <w:t xml:space="preserve">не ниже 40°C</w:t>
             </w:r>
           </w:p>
         </w:tc>
@@ -3861,7 +4430,7 @@
                 <w:sz w:val="14"/>
                 <w:rFonts w:ascii="Arial" w:hAnsi="Arial"/>
               </w:rPr>
-              <w:t xml:space="preserve">5 минут</w:t>
+              <w:t xml:space="preserve">___________</w:t>
             </w:r>
           </w:p>
         </w:tc>
@@ -3896,6 +4465,7 @@
         <w:tc>
           <w:tcPr>
             <w:tcW w:w="958" w:type="dxa"/>
+            <w:vMerge w:val="restart"/>
           </w:tcPr>
           <w:p>
             <w:pPr>
@@ -3906,7 +4476,7 @@
                 <w:sz w:val="14"/>
                 <w:rFonts w:ascii="Arial" w:hAnsi="Arial"/>
               </w:rPr>
-              <w:t xml:space="preserve">1 раз в неделю</w:t>
+              <w:t xml:space="preserve">сразу после использования</w:t>
             </w:r>
           </w:p>
         </w:tc>
@@ -4118,19 +4688,9 @@
         <w:tc>
           <w:tcPr>
             <w:tcW w:w="958" w:type="dxa"/>
-          </w:tcPr>
-          <w:p>
-            <w:pPr>
-              <w:pStyle w:val="--3"/>
-            </w:pPr>
-            <w:r>
-              <w:rPr>
-                <w:sz w:val="14"/>
-                <w:rFonts w:ascii="Arial" w:hAnsi="Arial"/>
-              </w:rPr>
-              <w:t xml:space="preserve">2 раза в смену, по мере загрязнения</w:t>
-            </w:r>
-          </w:p>
+            <w:vMerge/>
+          </w:tcPr>
+          <w:p/>
         </w:tc>
         <w:tc>
           <w:tcPr>
@@ -4150,8 +4710,28 @@
       <w:tr>
         <w:tc>
           <w:tcPr>
+            <w:tcW w:w="15876" w:type="dxa"/>
+            <w:gridSpan w:val="12"/>
+          </w:tcPr>
+          <w:p>
+            <w:pPr>
+              <w:pStyle w:val="--2"/>
+            </w:pPr>
+            <w:r>
+              <w:rPr>
+                <w:b/>
+                <w:sz w:val="14"/>
+                <w:rFonts w:ascii="Arial" w:hAnsi="Arial"/>
+              </w:rPr>
+              <w:t xml:space="preserve">Объекты без инструкций (требуют настройки)</w:t>
+            </w:r>
+          </w:p>
+        </w:tc>
+      </w:tr>
+      <w:tr>
+        <w:tc>
+          <w:tcPr>
             <w:tcW w:w="1688" w:type="dxa"/>
-            <w:vMerge w:val="restart"/>
           </w:tcPr>
           <w:p>
             <w:pPr>
@@ -4162,7 +4742,7 @@
                 <w:sz w:val="14"/>
                 <w:rFonts w:ascii="Arial" w:hAnsi="Arial"/>
               </w:rPr>
-              <w:t xml:space="preserve">смесители, унитазы</w:t>
+              <w:t xml:space="preserve">водопроводные трубы (выше 2 м)</w:t>
             </w:r>
           </w:p>
         </w:tc>
@@ -4174,13 +4754,6 @@
             <w:pPr>
               <w:pStyle w:val="--2"/>
             </w:pPr>
-            <w:r>
-              <w:rPr>
-                <w:sz w:val="14"/>
-                <w:rFonts w:ascii="Arial" w:hAnsi="Arial"/>
-              </w:rPr>
-              <w:t xml:space="preserve">мойка</w:t>
-            </w:r>
           </w:p>
         </w:tc>
         <w:tc>
@@ -4197,49 +4770,16 @@
             <w:pPr>
               <w:pStyle w:val="--3"/>
             </w:pPr>
-            <w:r>
-              <w:rPr>
-                <w:sz w:val="14"/>
-                <w:rFonts w:ascii="Arial" w:hAnsi="Arial"/>
-              </w:rPr>
-              <w:t xml:space="preserve"/>
-            </w:r>
           </w:p>
         </w:tc>
         <w:tc>
           <w:tcPr>
             <w:tcW w:w="1913" w:type="dxa"/>
-            <w:shd w:val="clear" w:color="auto" w:fill="99CCFF"/>
           </w:tcPr>
           <w:p>
             <w:pPr>
               <w:pStyle w:val="-0"/>
             </w:pPr>
-            <w:r>
-              <w:rPr>
-                <w:rFonts w:ascii="Arial" w:hAnsi="Arial"/>
-                <w:b/>
-                <w:sz w:val="14"/>
-              </w:rPr>
-              <w:t>ХИМИТЕК ЧУДОДЕЙ</w:t>
-            </w:r>
-            <w:r>
-              <w:rPr>
-                <w:rFonts w:ascii="Arial" w:hAnsi="Arial"/>
-                <w:b/>
-                <w:sz w:val="14"/>
-                <w:vertAlign w:val="superscript"/>
-              </w:rPr>
-              <w:t>®</w:t>
-            </w:r>
-            <w:r>
-              <w:rPr>
-                <w:rFonts w:ascii="Arial" w:hAnsi="Arial"/>
-                <w:b/>
-                <w:sz w:val="14"/>
-              </w:rPr>
-              <w:t>-КОМБИ-ПЕНАКТИВ</w:t>
-            </w:r>
           </w:p>
         </w:tc>
         <w:tc>
@@ -4250,13 +4790,6 @@
             <w:pPr>
               <w:pStyle w:val="--2"/>
             </w:pPr>
-            <w:r>
-              <w:rPr>
-                <w:sz w:val="14"/>
-                <w:rFonts w:ascii="Arial" w:hAnsi="Arial"/>
-              </w:rPr>
-              <w:t xml:space="preserve">ручной (протирание, обработка щёткой)</w:t>
-            </w:r>
           </w:p>
         </w:tc>
         <w:tc>
@@ -4267,23 +4800,6 @@
             <w:pPr>
               <w:pStyle w:val="--3"/>
             </w:pPr>
-            <w:r>
-              <w:rPr>
-                <w:rFonts w:ascii="Arial" w:hAnsi="Arial"/>
-                <w:sz w:val="14"/>
-              </w:rPr>
-              <w:t>1,0 % - 2,0 %</w:t>
-            </w:r>
-            <w:r>
-              <w:br/>
-            </w:r>
-            <w:r>
-              <w:rPr>
-                <w:rFonts w:ascii="Arial" w:hAnsi="Arial"/>
-                <w:sz w:val="14"/>
-              </w:rPr>
-              <w:t>дозирующая система ProMax</w:t>
-            </w:r>
           </w:p>
         </w:tc>
         <w:tc>
@@ -4294,13 +4810,6 @@
             <w:pPr>
               <w:pStyle w:val="--3"/>
             </w:pPr>
-            <w:r>
-              <w:rPr>
-                <w:sz w:val="14"/>
-                <w:rFonts w:ascii="Arial" w:hAnsi="Arial"/>
-              </w:rPr>
-              <w:t xml:space="preserve">не выше 40°C</w:t>
-            </w:r>
           </w:p>
         </w:tc>
         <w:tc>
@@ -4311,13 +4820,6 @@
             <w:pPr>
               <w:pStyle w:val="--3"/>
             </w:pPr>
-            <w:r>
-              <w:rPr>
-                <w:sz w:val="14"/>
-                <w:rFonts w:ascii="Arial" w:hAnsi="Arial"/>
-              </w:rPr>
-              <w:t xml:space="preserve">5 минут</w:t>
-            </w:r>
           </w:p>
         </w:tc>
         <w:tc>
@@ -4331,21 +4833,11 @@
             <w:textDirection w:val="btLr"/>
             <w:tcFitText/>
             <w:vAlign w:val="center"/>
-            <w:vMerge w:val="restart"/>
-            <w:shd w:val="clear" w:color="auto" w:fill="#FFCCCC"/>
           </w:tcPr>
           <w:p>
             <w:pPr>
               <w:pStyle w:val="--3"/>
             </w:pPr>
-            <w:r>
-              <w:rPr>
-                <w:sz w:val="14"/>
-                <w:rFonts w:ascii="Arial" w:hAnsi="Arial"/>
-                <w:b/>
-              </w:rPr>
-              <w:t xml:space="preserve">красный</w:t>
-            </w:r>
           </w:p>
         </w:tc>
         <w:tc>
@@ -4356,49 +4848,26 @@
             <w:pPr>
               <w:pStyle w:val="--3"/>
             </w:pPr>
-            <w:r>
-              <w:rPr>
-                <w:sz w:val="14"/>
-                <w:rFonts w:ascii="Arial" w:hAnsi="Arial"/>
-              </w:rPr>
-              <w:t xml:space="preserve">1 раз в неделю</w:t>
-            </w:r>
           </w:p>
         </w:tc>
         <w:tc>
           <w:tcPr>
             <w:tcW w:w="1351" w:type="dxa"/>
-            <w:vMerge w:val="restart"/>
           </w:tcPr>
           <w:p>
             <w:pPr>
               <w:pStyle w:val="--2"/>
             </w:pPr>
-            <w:r>
-              <w:rPr>
-                <w:sz w:val="14"/>
-                <w:rFonts w:ascii="Arial" w:hAnsi="Arial"/>
-              </w:rPr>
-              <w:t xml:space="preserve">сотрудник внутреннего клининга</w:t>
-            </w:r>
           </w:p>
         </w:tc>
         <w:tc>
           <w:tcPr>
             <w:tcW w:w="1688" w:type="dxa"/>
-            <w:vMerge w:val="restart"/>
           </w:tcPr>
           <w:p>
             <w:pPr>
               <w:pStyle w:val="--2"/>
             </w:pPr>
-            <w:r>
-              <w:rPr>
-                <w:sz w:val="14"/>
-                <w:rFonts w:ascii="Arial" w:hAnsi="Arial"/>
-              </w:rPr>
-              <w:t xml:space="preserve">визуальный контроль/ сотрудник отдела качества</w:t>
-            </w:r>
           </w:p>
         </w:tc>
       </w:tr>
@@ -4406,9 +4875,19 @@
         <w:tc>
           <w:tcPr>
             <w:tcW w:w="1688" w:type="dxa"/>
-            <w:vMerge/>
-          </w:tcPr>
-          <w:p/>
+          </w:tcPr>
+          <w:p>
+            <w:pPr>
+              <w:pStyle w:val="--2"/>
+            </w:pPr>
+            <w:r>
+              <w:rPr>
+                <w:sz w:val="14"/>
+                <w:rFonts w:ascii="Arial" w:hAnsi="Arial"/>
+              </w:rPr>
+              <w:t xml:space="preserve">выключатели</w:t>
+            </w:r>
+          </w:p>
         </w:tc>
         <w:tc>
           <w:tcPr>
@@ -4418,13 +4897,6 @@
             <w:pPr>
               <w:pStyle w:val="--2"/>
             </w:pPr>
-            <w:r>
-              <w:rPr>
-                <w:sz w:val="14"/>
-                <w:rFonts w:ascii="Arial" w:hAnsi="Arial"/>
-              </w:rPr>
-              <w:t xml:space="preserve">дезинфекция</w:t>
-            </w:r>
           </w:p>
         </w:tc>
         <w:tc>
@@ -4441,49 +4913,16 @@
             <w:pPr>
               <w:pStyle w:val="--3"/>
             </w:pPr>
-            <w:r>
-              <w:rPr>
-                <w:sz w:val="14"/>
-                <w:rFonts w:ascii="Arial" w:hAnsi="Arial"/>
-              </w:rPr>
-              <w:t xml:space="preserve"/>
-            </w:r>
           </w:p>
         </w:tc>
         <w:tc>
           <w:tcPr>
             <w:tcW w:w="1913" w:type="dxa"/>
-            <w:shd w:val="clear" w:color="auto" w:fill="FFFFCC"/>
           </w:tcPr>
           <w:p>
             <w:pPr>
               <w:pStyle w:val="-0"/>
             </w:pPr>
-            <w:r>
-              <w:rPr>
-                <w:rFonts w:ascii="Arial" w:hAnsi="Arial"/>
-                <w:b/>
-                <w:sz w:val="14"/>
-              </w:rPr>
-              <w:t>ХИМИТЕК ПОЛИДЕЗ</w:t>
-            </w:r>
-            <w:r>
-              <w:rPr>
-                <w:rFonts w:ascii="Arial" w:hAnsi="Arial"/>
-                <w:b/>
-                <w:sz w:val="14"/>
-                <w:vertAlign w:val="superscript"/>
-              </w:rPr>
-              <w:t>®</w:t>
-            </w:r>
-            <w:r>
-              <w:rPr>
-                <w:rFonts w:ascii="Arial" w:hAnsi="Arial"/>
-                <w:b/>
-                <w:sz w:val="14"/>
-              </w:rPr>
-              <w:t>-СУПЕР</w:t>
-            </w:r>
           </w:p>
         </w:tc>
         <w:tc>
@@ -4494,13 +4933,6 @@
             <w:pPr>
               <w:pStyle w:val="--2"/>
             </w:pPr>
-            <w:r>
-              <w:rPr>
-                <w:sz w:val="14"/>
-                <w:rFonts w:ascii="Arial" w:hAnsi="Arial"/>
-              </w:rPr>
-              <w:t xml:space="preserve">протирание</w:t>
-            </w:r>
           </w:p>
         </w:tc>
         <w:tc>
@@ -4511,23 +4943,6 @@
             <w:pPr>
               <w:pStyle w:val="--3"/>
             </w:pPr>
-            <w:r>
-              <w:rPr>
-                <w:rFonts w:ascii="Arial" w:hAnsi="Arial"/>
-                <w:sz w:val="14"/>
-              </w:rPr>
-              <w:t>0,05 % (по НУК)</w:t>
-            </w:r>
-            <w:r>
-              <w:br/>
-            </w:r>
-            <w:r>
-              <w:rPr>
-                <w:rFonts w:ascii="Arial" w:hAnsi="Arial"/>
-                <w:sz w:val="14"/>
-              </w:rPr>
-              <w:t>дозирующая система ProMax</w:t>
-            </w:r>
           </w:p>
         </w:tc>
         <w:tc>
@@ -4538,13 +4953,6 @@
             <w:pPr>
               <w:pStyle w:val="--3"/>
             </w:pPr>
-            <w:r>
-              <w:rPr>
-                <w:sz w:val="14"/>
-                <w:rFonts w:ascii="Arial" w:hAnsi="Arial"/>
-              </w:rPr>
-              <w:t xml:space="preserve">не выше 20°C</w:t>
-            </w:r>
           </w:p>
         </w:tc>
         <w:tc>
@@ -4555,13 +4963,6 @@
             <w:pPr>
               <w:pStyle w:val="--3"/>
             </w:pPr>
-            <w:r>
-              <w:rPr>
-                <w:sz w:val="14"/>
-                <w:rFonts w:ascii="Arial" w:hAnsi="Arial"/>
-              </w:rPr>
-              <w:t xml:space="preserve">30 минут</w:t>
-            </w:r>
           </w:p>
         </w:tc>
         <w:tc>
@@ -4575,10 +4976,12 @@
             <w:textDirection w:val="btLr"/>
             <w:tcFitText/>
             <w:vAlign w:val="center"/>
-            <w:vMerge/>
-            <w:shd w:val="clear" w:color="auto" w:fill="#FFCCCC"/>
-          </w:tcPr>
-          <w:p/>
+          </w:tcPr>
+          <w:p>
+            <w:pPr>
+              <w:pStyle w:val="--3"/>
+            </w:pPr>
+          </w:p>
         </w:tc>
         <w:tc>
           <w:tcPr>
@@ -4588,35 +4991,33 @@
             <w:pPr>
               <w:pStyle w:val="--3"/>
             </w:pPr>
-            <w:r>
-              <w:rPr>
-                <w:sz w:val="14"/>
-                <w:rFonts w:ascii="Arial" w:hAnsi="Arial"/>
-              </w:rPr>
-              <w:t xml:space="preserve">2 раза в смену, по мере загрязнения</w:t>
-            </w:r>
           </w:p>
         </w:tc>
         <w:tc>
           <w:tcPr>
             <w:tcW w:w="1351" w:type="dxa"/>
-            <w:vMerge/>
-          </w:tcPr>
-          <w:p/>
+          </w:tcPr>
+          <w:p>
+            <w:pPr>
+              <w:pStyle w:val="--2"/>
+            </w:pPr>
+          </w:p>
         </w:tc>
         <w:tc>
           <w:tcPr>
             <w:tcW w:w="1688" w:type="dxa"/>
-            <w:vMerge/>
-          </w:tcPr>
-          <w:p/>
+          </w:tcPr>
+          <w:p>
+            <w:pPr>
+              <w:pStyle w:val="--2"/>
+            </w:pPr>
+          </w:p>
         </w:tc>
       </w:tr>
       <w:tr>
         <w:tc>
           <w:tcPr>
             <w:tcW w:w="1688" w:type="dxa"/>
-            <w:vMerge w:val="restart"/>
           </w:tcPr>
           <w:p>
             <w:pPr>
@@ -4627,7 +5028,7 @@
                 <w:sz w:val="14"/>
                 <w:rFonts w:ascii="Arial" w:hAnsi="Arial"/>
               </w:rPr>
-              <w:t xml:space="preserve">дозаторы для мыла/антисептика</w:t>
+              <w:t xml:space="preserve">дверные ручки</w:t>
             </w:r>
           </w:p>
         </w:tc>
@@ -4639,19 +5040,11 @@
             <w:pPr>
               <w:pStyle w:val="--2"/>
             </w:pPr>
-            <w:r>
-              <w:rPr>
-                <w:sz w:val="14"/>
-                <w:rFonts w:ascii="Arial" w:hAnsi="Arial"/>
-              </w:rPr>
-              <w:t xml:space="preserve">мойка</w:t>
-            </w:r>
           </w:p>
         </w:tc>
         <w:tc>
           <w:tcPr>
             <w:tcW w:w="506" w:type="dxa"/>
-            <w:vMerge w:val="restart"/>
             <w:tcMar>
               <w:left w:w="0" w:type="dxa"/>
               <w:right w:w="0" w:type="dxa"/>
@@ -4663,49 +5056,16 @@
             <w:pPr>
               <w:pStyle w:val="--3"/>
             </w:pPr>
-            <w:r>
-              <w:rPr>
-                <w:sz w:val="14"/>
-                <w:rFonts w:ascii="Arial" w:hAnsi="Arial"/>
-              </w:rPr>
-              <w:t xml:space="preserve"/>
-            </w:r>
           </w:p>
         </w:tc>
         <w:tc>
           <w:tcPr>
             <w:tcW w:w="1913" w:type="dxa"/>
-            <w:shd w:val="clear" w:color="auto" w:fill="99CCFF"/>
           </w:tcPr>
           <w:p>
             <w:pPr>
               <w:pStyle w:val="-0"/>
             </w:pPr>
-            <w:r>
-              <w:rPr>
-                <w:rFonts w:ascii="Arial" w:hAnsi="Arial"/>
-                <w:b/>
-                <w:sz w:val="14"/>
-              </w:rPr>
-              <w:t>ХИМИТЕК ЧУДОДЕЙ</w:t>
-            </w:r>
-            <w:r>
-              <w:rPr>
-                <w:rFonts w:ascii="Arial" w:hAnsi="Arial"/>
-                <w:b/>
-                <w:sz w:val="14"/>
-                <w:vertAlign w:val="superscript"/>
-              </w:rPr>
-              <w:t>®</w:t>
-            </w:r>
-            <w:r>
-              <w:rPr>
-                <w:rFonts w:ascii="Arial" w:hAnsi="Arial"/>
-                <w:b/>
-                <w:sz w:val="14"/>
-              </w:rPr>
-              <w:t>-КОМБИ-ПЕНАКТИВ</w:t>
-            </w:r>
           </w:p>
         </w:tc>
         <w:tc>
@@ -4716,13 +5076,6 @@
             <w:pPr>
               <w:pStyle w:val="--2"/>
             </w:pPr>
-            <w:r>
-              <w:rPr>
-                <w:sz w:val="14"/>
-                <w:rFonts w:ascii="Arial" w:hAnsi="Arial"/>
-              </w:rPr>
-              <w:t xml:space="preserve">ручной (протирание)</w:t>
-            </w:r>
           </w:p>
         </w:tc>
         <w:tc>
@@ -4733,23 +5086,6 @@
             <w:pPr>
               <w:pStyle w:val="--3"/>
             </w:pPr>
-            <w:r>
-              <w:rPr>
-                <w:rFonts w:ascii="Arial" w:hAnsi="Arial"/>
-                <w:sz w:val="14"/>
-              </w:rPr>
-              <w:t>1,0 % - 2,0 %</w:t>
-            </w:r>
-            <w:r>
-              <w:br/>
-            </w:r>
-            <w:r>
-              <w:rPr>
-                <w:rFonts w:ascii="Arial" w:hAnsi="Arial"/>
-                <w:sz w:val="14"/>
-              </w:rPr>
-              <w:t>дозирующая система ProMax</w:t>
-            </w:r>
           </w:p>
         </w:tc>
         <w:tc>
@@ -4760,13 +5096,6 @@
             <w:pPr>
               <w:pStyle w:val="--3"/>
             </w:pPr>
-            <w:r>
-              <w:rPr>
-                <w:sz w:val="14"/>
-                <w:rFonts w:ascii="Arial" w:hAnsi="Arial"/>
-              </w:rPr>
-              <w:t xml:space="preserve">не ниже 40°C</w:t>
-            </w:r>
           </w:p>
         </w:tc>
         <w:tc>
@@ -4777,13 +5106,6 @@
             <w:pPr>
               <w:pStyle w:val="--3"/>
             </w:pPr>
-            <w:r>
-              <w:rPr>
-                <w:sz w:val="14"/>
-                <w:rFonts w:ascii="Arial" w:hAnsi="Arial"/>
-              </w:rPr>
-              <w:t xml:space="preserve">___________</w:t>
-            </w:r>
           </w:p>
         </w:tc>
         <w:tc>
@@ -4797,75 +5119,41 @@
             <w:textDirection w:val="btLr"/>
             <w:tcFitText/>
             <w:vAlign w:val="center"/>
-            <w:vMerge w:val="restart"/>
-            <w:shd w:val="clear" w:color="auto" w:fill="#FFCCCC"/>
           </w:tcPr>
           <w:p>
             <w:pPr>
               <w:pStyle w:val="--3"/>
             </w:pPr>
-            <w:r>
-              <w:rPr>
-                <w:sz w:val="14"/>
-                <w:rFonts w:ascii="Arial" w:hAnsi="Arial"/>
-                <w:b/>
-              </w:rPr>
-              <w:t xml:space="preserve">красный</w:t>
-            </w:r>
           </w:p>
         </w:tc>
         <w:tc>
           <w:tcPr>
             <w:tcW w:w="958" w:type="dxa"/>
-            <w:vMerge w:val="restart"/>
           </w:tcPr>
           <w:p>
             <w:pPr>
               <w:pStyle w:val="--3"/>
             </w:pPr>
-            <w:r>
-              <w:rPr>
-                <w:sz w:val="14"/>
-                <w:rFonts w:ascii="Arial" w:hAnsi="Arial"/>
-              </w:rPr>
-              <w:t xml:space="preserve">1 раз в смену, при замене продукта</w:t>
-            </w:r>
           </w:p>
         </w:tc>
         <w:tc>
           <w:tcPr>
             <w:tcW w:w="1351" w:type="dxa"/>
-            <w:vMerge w:val="restart"/>
           </w:tcPr>
           <w:p>
             <w:pPr>
               <w:pStyle w:val="--2"/>
             </w:pPr>
-            <w:r>
-              <w:rPr>
-                <w:sz w:val="14"/>
-                <w:rFonts w:ascii="Arial" w:hAnsi="Arial"/>
-              </w:rPr>
-              <w:t xml:space="preserve">сотрудник внутреннего клининга</w:t>
-            </w:r>
           </w:p>
         </w:tc>
         <w:tc>
           <w:tcPr>
             <w:tcW w:w="1688" w:type="dxa"/>
-            <w:vMerge w:val="restart"/>
           </w:tcPr>
           <w:p>
             <w:pPr>
               <w:pStyle w:val="--2"/>
             </w:pPr>
-            <w:r>
-              <w:rPr>
-                <w:sz w:val="14"/>
-                <w:rFonts w:ascii="Arial" w:hAnsi="Arial"/>
-              </w:rPr>
-              <w:t xml:space="preserve">визуальный контроль/ сотрудник отдела качества</w:t>
-            </w:r>
           </w:p>
         </w:tc>
       </w:tr>
@@ -4873,9 +5161,19 @@
         <w:tc>
           <w:tcPr>
             <w:tcW w:w="1688" w:type="dxa"/>
-            <w:vMerge/>
-          </w:tcPr>
-          <w:p/>
+          </w:tcPr>
+          <w:p>
+            <w:pPr>
+              <w:pStyle w:val="--2"/>
+            </w:pPr>
+            <w:r>
+              <w:rPr>
+                <w:sz w:val="14"/>
+                <w:rFonts w:ascii="Arial" w:hAnsi="Arial"/>
+              </w:rPr>
+              <w:t xml:space="preserve">диспенсеры для туалетной бумаги</w:t>
+            </w:r>
+          </w:p>
         </w:tc>
         <w:tc>
           <w:tcPr>
@@ -4885,19 +5183,11 @@
             <w:pPr>
               <w:pStyle w:val="--2"/>
             </w:pPr>
-            <w:r>
-              <w:rPr>
-                <w:sz w:val="14"/>
-                <w:rFonts w:ascii="Arial" w:hAnsi="Arial"/>
-              </w:rPr>
-              <w:t xml:space="preserve">дезинфекция</w:t>
-            </w:r>
           </w:p>
         </w:tc>
         <w:tc>
           <w:tcPr>
             <w:tcW w:w="506" w:type="dxa"/>
-            <w:vMerge/>
             <w:tcMar>
               <w:left w:w="0" w:type="dxa"/>
               <w:right w:w="0" w:type="dxa"/>
@@ -4905,42 +5195,20 @@
             <w:textDirection w:val="btLr"/>
             <w:vAlign w:val="center"/>
           </w:tcPr>
-          <w:p/>
+          <w:p>
+            <w:pPr>
+              <w:pStyle w:val="--3"/>
+            </w:pPr>
+          </w:p>
         </w:tc>
         <w:tc>
           <w:tcPr>
             <w:tcW w:w="1913" w:type="dxa"/>
-            <w:shd w:val="clear" w:color="auto" w:fill="FFFFCC"/>
           </w:tcPr>
           <w:p>
             <w:pPr>
               <w:pStyle w:val="-0"/>
             </w:pPr>
-            <w:r>
-              <w:rPr>
-                <w:rFonts w:ascii="Arial" w:hAnsi="Arial"/>
-                <w:b/>
-                <w:sz w:val="14"/>
-              </w:rPr>
-              <w:t>ХИМИТЕК ПОЛИДЕЗ</w:t>
-            </w:r>
-            <w:r>
-              <w:rPr>
-                <w:rFonts w:ascii="Arial" w:hAnsi="Arial"/>
-                <w:b/>
-                <w:sz w:val="14"/>
-                <w:vertAlign w:val="superscript"/>
-              </w:rPr>
-              <w:t>®</w:t>
-            </w:r>
-            <w:r>
-              <w:rPr>
-                <w:rFonts w:ascii="Arial" w:hAnsi="Arial"/>
-                <w:b/>
-                <w:sz w:val="14"/>
-              </w:rPr>
-              <w:t>-СУПЕР</w:t>
-            </w:r>
           </w:p>
         </w:tc>
         <w:tc>
@@ -4951,13 +5219,6 @@
             <w:pPr>
               <w:pStyle w:val="--2"/>
             </w:pPr>
-            <w:r>
-              <w:rPr>
-                <w:sz w:val="14"/>
-                <w:rFonts w:ascii="Arial" w:hAnsi="Arial"/>
-              </w:rPr>
-              <w:t xml:space="preserve">протирание</w:t>
-            </w:r>
           </w:p>
         </w:tc>
         <w:tc>
@@ -4968,23 +5229,6 @@
             <w:pPr>
               <w:pStyle w:val="--3"/>
             </w:pPr>
-            <w:r>
-              <w:rPr>
-                <w:rFonts w:ascii="Arial" w:hAnsi="Arial"/>
-                <w:sz w:val="14"/>
-              </w:rPr>
-              <w:t>0,05 % (по НУК)</w:t>
-            </w:r>
-            <w:r>
-              <w:br/>
-            </w:r>
-            <w:r>
-              <w:rPr>
-                <w:rFonts w:ascii="Arial" w:hAnsi="Arial"/>
-                <w:sz w:val="14"/>
-              </w:rPr>
-              <w:t>дозирующая система ProMax</w:t>
-            </w:r>
           </w:p>
         </w:tc>
         <w:tc>
@@ -4995,13 +5239,6 @@
             <w:pPr>
               <w:pStyle w:val="--3"/>
             </w:pPr>
-            <w:r>
-              <w:rPr>
-                <w:sz w:val="14"/>
-                <w:rFonts w:ascii="Arial" w:hAnsi="Arial"/>
-              </w:rPr>
-              <w:t xml:space="preserve">не выше 20°C</w:t>
-            </w:r>
           </w:p>
         </w:tc>
         <w:tc>
@@ -5012,13 +5249,6 @@
             <w:pPr>
               <w:pStyle w:val="--3"/>
             </w:pPr>
-            <w:r>
-              <w:rPr>
-                <w:sz w:val="14"/>
-                <w:rFonts w:ascii="Arial" w:hAnsi="Arial"/>
-              </w:rPr>
-              <w:t xml:space="preserve">20 минут</w:t>
-            </w:r>
           </w:p>
         </w:tc>
         <w:tc>
@@ -5032,40 +5262,61 @@
             <w:textDirection w:val="btLr"/>
             <w:tcFitText/>
             <w:vAlign w:val="center"/>
-            <w:vMerge/>
-            <w:shd w:val="clear" w:color="auto" w:fill="#FFCCCC"/>
-          </w:tcPr>
-          <w:p/>
+          </w:tcPr>
+          <w:p>
+            <w:pPr>
+              <w:pStyle w:val="--3"/>
+            </w:pPr>
+          </w:p>
         </w:tc>
         <w:tc>
           <w:tcPr>
             <w:tcW w:w="958" w:type="dxa"/>
-            <w:vMerge/>
-          </w:tcPr>
-          <w:p/>
+          </w:tcPr>
+          <w:p>
+            <w:pPr>
+              <w:pStyle w:val="--3"/>
+            </w:pPr>
+          </w:p>
         </w:tc>
         <w:tc>
           <w:tcPr>
             <w:tcW w:w="1351" w:type="dxa"/>
-            <w:vMerge/>
-          </w:tcPr>
-          <w:p/>
+          </w:tcPr>
+          <w:p>
+            <w:pPr>
+              <w:pStyle w:val="--2"/>
+            </w:pPr>
+          </w:p>
         </w:tc>
         <w:tc>
           <w:tcPr>
             <w:tcW w:w="1688" w:type="dxa"/>
-            <w:vMerge/>
-          </w:tcPr>
-          <w:p/>
+          </w:tcPr>
+          <w:p>
+            <w:pPr>
+              <w:pStyle w:val="--2"/>
+            </w:pPr>
+          </w:p>
         </w:tc>
       </w:tr>
       <w:tr>
         <w:tc>
           <w:tcPr>
             <w:tcW w:w="1688" w:type="dxa"/>
-            <w:vMerge/>
-          </w:tcPr>
-          <w:p/>
+          </w:tcPr>
+          <w:p>
+            <w:pPr>
+              <w:pStyle w:val="--2"/>
+            </w:pPr>
+            <w:r>
+              <w:rPr>
+                <w:sz w:val="14"/>
+                <w:rFonts w:ascii="Arial" w:hAnsi="Arial"/>
+              </w:rPr>
+              <w:t xml:space="preserve">дозаторы для мыла/антисептика</w:t>
+            </w:r>
+          </w:p>
         </w:tc>
         <w:tc>
           <w:tcPr>
@@ -5075,19 +5326,11 @@
             <w:pPr>
               <w:pStyle w:val="--2"/>
             </w:pPr>
-            <w:r>
-              <w:rPr>
-                <w:sz w:val="14"/>
-                <w:rFonts w:ascii="Arial" w:hAnsi="Arial"/>
-              </w:rPr>
-              <w:t xml:space="preserve">мойка</w:t>
-            </w:r>
           </w:p>
         </w:tc>
         <w:tc>
           <w:tcPr>
             <w:tcW w:w="506" w:type="dxa"/>
-            <w:vMerge w:val="restart"/>
             <w:tcMar>
               <w:left w:w="0" w:type="dxa"/>
               <w:right w:w="0" w:type="dxa"/>
@@ -5099,49 +5342,16 @@
             <w:pPr>
               <w:pStyle w:val="--3"/>
             </w:pPr>
-            <w:r>
-              <w:rPr>
-                <w:sz w:val="14"/>
-                <w:rFonts w:ascii="Arial" w:hAnsi="Arial"/>
-              </w:rPr>
-              <w:t xml:space="preserve"/>
-            </w:r>
           </w:p>
         </w:tc>
         <w:tc>
           <w:tcPr>
             <w:tcW w:w="1913" w:type="dxa"/>
-            <w:shd w:val="clear" w:color="auto" w:fill="99CCFF"/>
           </w:tcPr>
           <w:p>
             <w:pPr>
               <w:pStyle w:val="-0"/>
             </w:pPr>
-            <w:r>
-              <w:rPr>
-                <w:rFonts w:ascii="Arial" w:hAnsi="Arial"/>
-                <w:b/>
-                <w:sz w:val="14"/>
-              </w:rPr>
-              <w:t>ХИМИТЕК ЧУДОДЕЙ</w:t>
-            </w:r>
-            <w:r>
-              <w:rPr>
-                <w:rFonts w:ascii="Arial" w:hAnsi="Arial"/>
-                <w:b/>
-                <w:sz w:val="14"/>
-                <w:vertAlign w:val="superscript"/>
-              </w:rPr>
-              <w:t>®</w:t>
-            </w:r>
-            <w:r>
-              <w:rPr>
-                <w:rFonts w:ascii="Arial" w:hAnsi="Arial"/>
-                <w:b/>
-                <w:sz w:val="14"/>
-              </w:rPr>
-              <w:t>-КОМБИ-ПЕНАКТИВ</w:t>
-            </w:r>
           </w:p>
         </w:tc>
         <w:tc>
@@ -5152,13 +5362,6 @@
             <w:pPr>
               <w:pStyle w:val="--2"/>
             </w:pPr>
-            <w:r>
-              <w:rPr>
-                <w:sz w:val="14"/>
-                <w:rFonts w:ascii="Arial" w:hAnsi="Arial"/>
-              </w:rPr>
-              <w:t xml:space="preserve">ручной (протирание)</w:t>
-            </w:r>
           </w:p>
         </w:tc>
         <w:tc>
@@ -5169,23 +5372,6 @@
             <w:pPr>
               <w:pStyle w:val="--3"/>
             </w:pPr>
-            <w:r>
-              <w:rPr>
-                <w:rFonts w:ascii="Arial" w:hAnsi="Arial"/>
-                <w:sz w:val="14"/>
-              </w:rPr>
-              <w:t>1,0 % - 2,0 %</w:t>
-            </w:r>
-            <w:r>
-              <w:br/>
-            </w:r>
-            <w:r>
-              <w:rPr>
-                <w:rFonts w:ascii="Arial" w:hAnsi="Arial"/>
-                <w:sz w:val="14"/>
-              </w:rPr>
-              <w:t>дозирующая система ProMax</w:t>
-            </w:r>
           </w:p>
         </w:tc>
         <w:tc>
@@ -5196,13 +5382,6 @@
             <w:pPr>
               <w:pStyle w:val="--3"/>
             </w:pPr>
-            <w:r>
-              <w:rPr>
-                <w:sz w:val="14"/>
-                <w:rFonts w:ascii="Arial" w:hAnsi="Arial"/>
-              </w:rPr>
-              <w:t xml:space="preserve">не ниже 40°C</w:t>
-            </w:r>
           </w:p>
         </w:tc>
         <w:tc>
@@ -5213,13 +5392,6 @@
             <w:pPr>
               <w:pStyle w:val="--3"/>
             </w:pPr>
-            <w:r>
-              <w:rPr>
-                <w:sz w:val="14"/>
-                <w:rFonts w:ascii="Arial" w:hAnsi="Arial"/>
-              </w:rPr>
-              <w:t xml:space="preserve">___________</w:t>
-            </w:r>
           </w:p>
         </w:tc>
         <w:tc>
@@ -5233,51 +5405,61 @@
             <w:textDirection w:val="btLr"/>
             <w:tcFitText/>
             <w:vAlign w:val="center"/>
-            <w:vMerge/>
-            <w:shd w:val="clear" w:color="auto" w:fill="#FFCCCC"/>
-          </w:tcPr>
-          <w:p/>
+          </w:tcPr>
+          <w:p>
+            <w:pPr>
+              <w:pStyle w:val="--3"/>
+            </w:pPr>
+          </w:p>
         </w:tc>
         <w:tc>
           <w:tcPr>
             <w:tcW w:w="958" w:type="dxa"/>
-            <w:vMerge w:val="restart"/>
           </w:tcPr>
           <w:p>
             <w:pPr>
               <w:pStyle w:val="--3"/>
             </w:pPr>
-            <w:r>
-              <w:rPr>
-                <w:sz w:val="14"/>
-                <w:rFonts w:ascii="Arial" w:hAnsi="Arial"/>
-              </w:rPr>
-              <w:t xml:space="preserve">2 раза в смену</w:t>
-            </w:r>
           </w:p>
         </w:tc>
         <w:tc>
           <w:tcPr>
             <w:tcW w:w="1351" w:type="dxa"/>
-            <w:vMerge/>
-          </w:tcPr>
-          <w:p/>
+          </w:tcPr>
+          <w:p>
+            <w:pPr>
+              <w:pStyle w:val="--2"/>
+            </w:pPr>
+          </w:p>
         </w:tc>
         <w:tc>
           <w:tcPr>
             <w:tcW w:w="1688" w:type="dxa"/>
-            <w:vMerge/>
-          </w:tcPr>
-          <w:p/>
+          </w:tcPr>
+          <w:p>
+            <w:pPr>
+              <w:pStyle w:val="--2"/>
+            </w:pPr>
+          </w:p>
         </w:tc>
       </w:tr>
       <w:tr>
         <w:tc>
           <w:tcPr>
             <w:tcW w:w="1688" w:type="dxa"/>
-            <w:vMerge/>
-          </w:tcPr>
-          <w:p/>
+          </w:tcPr>
+          <w:p>
+            <w:pPr>
+              <w:pStyle w:val="--2"/>
+            </w:pPr>
+            <w:r>
+              <w:rPr>
+                <w:sz w:val="14"/>
+                <w:rFonts w:ascii="Arial" w:hAnsi="Arial"/>
+              </w:rPr>
+              <w:t xml:space="preserve">пол</w:t>
+            </w:r>
+          </w:p>
         </w:tc>
         <w:tc>
           <w:tcPr>
@@ -5287,19 +5469,11 @@
             <w:pPr>
               <w:pStyle w:val="--2"/>
             </w:pPr>
-            <w:r>
-              <w:rPr>
-                <w:sz w:val="14"/>
-                <w:rFonts w:ascii="Arial" w:hAnsi="Arial"/>
-              </w:rPr>
-              <w:t xml:space="preserve">дезинфекция</w:t>
-            </w:r>
           </w:p>
         </w:tc>
         <w:tc>
           <w:tcPr>
             <w:tcW w:w="506" w:type="dxa"/>
-            <w:vMerge/>
             <w:tcMar>
               <w:left w:w="0" w:type="dxa"/>
               <w:right w:w="0" w:type="dxa"/>
@@ -5307,42 +5481,20 @@
             <w:textDirection w:val="btLr"/>
             <w:vAlign w:val="center"/>
           </w:tcPr>
-          <w:p/>
+          <w:p>
+            <w:pPr>
+              <w:pStyle w:val="--3"/>
+            </w:pPr>
+          </w:p>
         </w:tc>
         <w:tc>
           <w:tcPr>
             <w:tcW w:w="1913" w:type="dxa"/>
-            <w:shd w:val="clear" w:color="auto" w:fill="FFFFCC"/>
           </w:tcPr>
           <w:p>
             <w:pPr>
               <w:pStyle w:val="-0"/>
             </w:pPr>
-            <w:r>
-              <w:rPr>
-                <w:rFonts w:ascii="Arial" w:hAnsi="Arial"/>
-                <w:b/>
-                <w:sz w:val="14"/>
-              </w:rPr>
-              <w:t>ХИМИТЕК ПОЛИДЕЗ</w:t>
-            </w:r>
-            <w:r>
-              <w:rPr>
-                <w:rFonts w:ascii="Arial" w:hAnsi="Arial"/>
-                <w:b/>
-                <w:sz w:val="14"/>
-                <w:vertAlign w:val="superscript"/>
-              </w:rPr>
-              <w:t>®</w:t>
-            </w:r>
-            <w:r>
-              <w:rPr>
-                <w:rFonts w:ascii="Arial" w:hAnsi="Arial"/>
-                <w:b/>
-                <w:sz w:val="14"/>
-              </w:rPr>
-              <w:t>-СУПЕР</w:t>
-            </w:r>
           </w:p>
         </w:tc>
         <w:tc>
@@ -5353,13 +5505,6 @@
             <w:pPr>
               <w:pStyle w:val="--2"/>
             </w:pPr>
-            <w:r>
-              <w:rPr>
-                <w:sz w:val="14"/>
-                <w:rFonts w:ascii="Arial" w:hAnsi="Arial"/>
-              </w:rPr>
-              <w:t xml:space="preserve">протирание</w:t>
-            </w:r>
           </w:p>
         </w:tc>
         <w:tc>
@@ -5370,23 +5515,6 @@
             <w:pPr>
               <w:pStyle w:val="--3"/>
             </w:pPr>
-            <w:r>
-              <w:rPr>
-                <w:rFonts w:ascii="Arial" w:hAnsi="Arial"/>
-                <w:sz w:val="14"/>
-              </w:rPr>
-              <w:t>0,05 % (по НУК)</w:t>
-            </w:r>
-            <w:r>
-              <w:br/>
-            </w:r>
-            <w:r>
-              <w:rPr>
-                <w:rFonts w:ascii="Arial" w:hAnsi="Arial"/>
-                <w:sz w:val="14"/>
-              </w:rPr>
-              <w:t>дозирующая система ProMax</w:t>
-            </w:r>
           </w:p>
         </w:tc>
         <w:tc>
@@ -5397,13 +5525,6 @@
             <w:pPr>
               <w:pStyle w:val="--3"/>
             </w:pPr>
-            <w:r>
-              <w:rPr>
-                <w:sz w:val="14"/>
-                <w:rFonts w:ascii="Arial" w:hAnsi="Arial"/>
-              </w:rPr>
-              <w:t xml:space="preserve">не выше 20°C</w:t>
-            </w:r>
           </w:p>
         </w:tc>
         <w:tc>
@@ -5414,13 +5535,6 @@
             <w:pPr>
               <w:pStyle w:val="--3"/>
             </w:pPr>
-            <w:r>
-              <w:rPr>
-                <w:sz w:val="14"/>
-                <w:rFonts w:ascii="Arial" w:hAnsi="Arial"/>
-              </w:rPr>
-              <w:t xml:space="preserve">20 минут</w:t>
-            </w:r>
           </w:p>
         </w:tc>
         <w:tc>
@@ -5434,38 +5548,48 @@
             <w:textDirection w:val="btLr"/>
             <w:tcFitText/>
             <w:vAlign w:val="center"/>
-            <w:vMerge/>
-            <w:shd w:val="clear" w:color="auto" w:fill="#FFCCCC"/>
-          </w:tcPr>
-          <w:p/>
+          </w:tcPr>
+          <w:p>
+            <w:pPr>
+              <w:pStyle w:val="--3"/>
+            </w:pPr>
+          </w:p>
         </w:tc>
         <w:tc>
           <w:tcPr>
             <w:tcW w:w="958" w:type="dxa"/>
-            <w:vMerge/>
-          </w:tcPr>
-          <w:p/>
+          </w:tcPr>
+          <w:p>
+            <w:pPr>
+              <w:pStyle w:val="--3"/>
+            </w:pPr>
+          </w:p>
         </w:tc>
         <w:tc>
           <w:tcPr>
             <w:tcW w:w="1351" w:type="dxa"/>
-            <w:vMerge/>
-          </w:tcPr>
-          <w:p/>
+          </w:tcPr>
+          <w:p>
+            <w:pPr>
+              <w:pStyle w:val="--2"/>
+            </w:pPr>
+          </w:p>
         </w:tc>
         <w:tc>
           <w:tcPr>
             <w:tcW w:w="1688" w:type="dxa"/>
-            <w:vMerge/>
-          </w:tcPr>
-          <w:p/>
+          </w:tcPr>
+          <w:p>
+            <w:pPr>
+              <w:pStyle w:val="--2"/>
+            </w:pPr>
+          </w:p>
         </w:tc>
       </w:tr>
       <w:tr>
         <w:tc>
           <w:tcPr>
             <w:tcW w:w="1688" w:type="dxa"/>
-            <w:vMerge w:val="restart"/>
           </w:tcPr>
           <w:p>
             <w:pPr>
@@ -5476,7 +5600,7 @@
                 <w:sz w:val="14"/>
                 <w:rFonts w:ascii="Arial" w:hAnsi="Arial"/>
               </w:rPr>
-              <w:t xml:space="preserve">диспенсеры для полотенец, диспенсеры для туалетной бумаги</w:t>
+              <w:t xml:space="preserve">потолок</w:t>
             </w:r>
           </w:p>
         </w:tc>
@@ -5488,19 +5612,11 @@
             <w:pPr>
               <w:pStyle w:val="--2"/>
             </w:pPr>
-            <w:r>
-              <w:rPr>
-                <w:sz w:val="14"/>
-                <w:rFonts w:ascii="Arial" w:hAnsi="Arial"/>
-              </w:rPr>
-              <w:t xml:space="preserve">мойка</w:t>
-            </w:r>
           </w:p>
         </w:tc>
         <w:tc>
           <w:tcPr>
             <w:tcW w:w="506" w:type="dxa"/>
-            <w:vMerge w:val="restart"/>
             <w:tcMar>
               <w:left w:w="0" w:type="dxa"/>
               <w:right w:w="0" w:type="dxa"/>
@@ -5512,49 +5628,16 @@
             <w:pPr>
               <w:pStyle w:val="--3"/>
             </w:pPr>
-            <w:r>
-              <w:rPr>
-                <w:sz w:val="14"/>
-                <w:rFonts w:ascii="Arial" w:hAnsi="Arial"/>
-              </w:rPr>
-              <w:t xml:space="preserve"/>
-            </w:r>
           </w:p>
         </w:tc>
         <w:tc>
           <w:tcPr>
             <w:tcW w:w="1913" w:type="dxa"/>
-            <w:shd w:val="clear" w:color="auto" w:fill="99CCFF"/>
           </w:tcPr>
           <w:p>
             <w:pPr>
               <w:pStyle w:val="-0"/>
             </w:pPr>
-            <w:r>
-              <w:rPr>
-                <w:rFonts w:ascii="Arial" w:hAnsi="Arial"/>
-                <w:b/>
-                <w:sz w:val="14"/>
-              </w:rPr>
-              <w:t>ХИМИТЕК ЧУДОДЕЙ</w:t>
-            </w:r>
-            <w:r>
-              <w:rPr>
-                <w:rFonts w:ascii="Arial" w:hAnsi="Arial"/>
-                <w:b/>
-                <w:sz w:val="14"/>
-                <w:vertAlign w:val="superscript"/>
-              </w:rPr>
-              <w:t>®</w:t>
-            </w:r>
-            <w:r>
-              <w:rPr>
-                <w:rFonts w:ascii="Arial" w:hAnsi="Arial"/>
-                <w:b/>
-                <w:sz w:val="14"/>
-              </w:rPr>
-              <w:t>-КОМБИ-ПЕНАКТИВ</w:t>
-            </w:r>
           </w:p>
         </w:tc>
         <w:tc>
@@ -5565,13 +5648,6 @@
             <w:pPr>
               <w:pStyle w:val="--2"/>
             </w:pPr>
-            <w:r>
-              <w:rPr>
-                <w:sz w:val="14"/>
-                <w:rFonts w:ascii="Arial" w:hAnsi="Arial"/>
-              </w:rPr>
-              <w:t xml:space="preserve">ручной (протирание)</w:t>
-            </w:r>
           </w:p>
         </w:tc>
         <w:tc>
@@ -5582,23 +5658,6 @@
             <w:pPr>
               <w:pStyle w:val="--3"/>
             </w:pPr>
-            <w:r>
-              <w:rPr>
-                <w:rFonts w:ascii="Arial" w:hAnsi="Arial"/>
-                <w:sz w:val="14"/>
-              </w:rPr>
-              <w:t>1,0 % - 2,0 %</w:t>
-            </w:r>
-            <w:r>
-              <w:br/>
-            </w:r>
-            <w:r>
-              <w:rPr>
-                <w:rFonts w:ascii="Arial" w:hAnsi="Arial"/>
-                <w:sz w:val="14"/>
-              </w:rPr>
-              <w:t>дозирующая система ProMax</w:t>
-            </w:r>
           </w:p>
         </w:tc>
         <w:tc>
@@ -5609,13 +5668,6 @@
             <w:pPr>
               <w:pStyle w:val="--3"/>
             </w:pPr>
-            <w:r>
-              <w:rPr>
-                <w:sz w:val="14"/>
-                <w:rFonts w:ascii="Arial" w:hAnsi="Arial"/>
-              </w:rPr>
-              <w:t xml:space="preserve">не ниже 40°C</w:t>
-            </w:r>
           </w:p>
         </w:tc>
         <w:tc>
@@ -5626,13 +5678,6 @@
             <w:pPr>
               <w:pStyle w:val="--3"/>
             </w:pPr>
-            <w:r>
-              <w:rPr>
-                <w:sz w:val="14"/>
-                <w:rFonts w:ascii="Arial" w:hAnsi="Arial"/>
-              </w:rPr>
-              <w:t xml:space="preserve">___________</w:t>
-            </w:r>
           </w:p>
         </w:tc>
         <w:tc>
@@ -5646,75 +5691,41 @@
             <w:textDirection w:val="btLr"/>
             <w:tcFitText/>
             <w:vAlign w:val="center"/>
-            <w:vMerge w:val="restart"/>
-            <w:shd w:val="clear" w:color="auto" w:fill="#FFCCCC"/>
           </w:tcPr>
           <w:p>
             <w:pPr>
               <w:pStyle w:val="--3"/>
             </w:pPr>
-            <w:r>
-              <w:rPr>
-                <w:sz w:val="14"/>
-                <w:rFonts w:ascii="Arial" w:hAnsi="Arial"/>
-                <w:b/>
-              </w:rPr>
-              <w:t xml:space="preserve">красный</w:t>
-            </w:r>
           </w:p>
         </w:tc>
         <w:tc>
           <w:tcPr>
             <w:tcW w:w="958" w:type="dxa"/>
-            <w:vMerge w:val="restart"/>
           </w:tcPr>
           <w:p>
             <w:pPr>
               <w:pStyle w:val="--3"/>
             </w:pPr>
-            <w:r>
-              <w:rPr>
-                <w:sz w:val="14"/>
-                <w:rFonts w:ascii="Arial" w:hAnsi="Arial"/>
-              </w:rPr>
-              <w:t xml:space="preserve">1 раз в неделю</w:t>
-            </w:r>
           </w:p>
         </w:tc>
         <w:tc>
           <w:tcPr>
             <w:tcW w:w="1351" w:type="dxa"/>
-            <w:vMerge w:val="restart"/>
           </w:tcPr>
           <w:p>
             <w:pPr>
               <w:pStyle w:val="--2"/>
             </w:pPr>
-            <w:r>
-              <w:rPr>
-                <w:sz w:val="14"/>
-                <w:rFonts w:ascii="Arial" w:hAnsi="Arial"/>
-              </w:rPr>
-              <w:t xml:space="preserve">сотрудник внутреннего клининга</w:t>
-            </w:r>
           </w:p>
         </w:tc>
         <w:tc>
           <w:tcPr>
             <w:tcW w:w="1688" w:type="dxa"/>
-            <w:vMerge w:val="restart"/>
           </w:tcPr>
           <w:p>
             <w:pPr>
               <w:pStyle w:val="--2"/>
             </w:pPr>
-            <w:r>
-              <w:rPr>
-                <w:sz w:val="14"/>
-                <w:rFonts w:ascii="Arial" w:hAnsi="Arial"/>
-              </w:rPr>
-              <w:t xml:space="preserve">визуальный контроль/ сотрудник отдела качества</w:t>
-            </w:r>
           </w:p>
         </w:tc>
       </w:tr>
@@ -5722,9 +5733,19 @@
         <w:tc>
           <w:tcPr>
             <w:tcW w:w="1688" w:type="dxa"/>
-            <w:vMerge/>
-          </w:tcPr>
-          <w:p/>
+          </w:tcPr>
+          <w:p>
+            <w:pPr>
+              <w:pStyle w:val="--2"/>
+            </w:pPr>
+            <w:r>
+              <w:rPr>
+                <w:sz w:val="14"/>
+                <w:rFonts w:ascii="Arial" w:hAnsi="Arial"/>
+              </w:rPr>
+              <w:t xml:space="preserve">раковины</w:t>
+            </w:r>
+          </w:p>
         </w:tc>
         <w:tc>
           <w:tcPr>
@@ -5734,19 +5755,11 @@
             <w:pPr>
               <w:pStyle w:val="--2"/>
             </w:pPr>
-            <w:r>
-              <w:rPr>
-                <w:sz w:val="14"/>
-                <w:rFonts w:ascii="Arial" w:hAnsi="Arial"/>
-              </w:rPr>
-              <w:t xml:space="preserve">дезинфекция</w:t>
-            </w:r>
           </w:p>
         </w:tc>
         <w:tc>
           <w:tcPr>
             <w:tcW w:w="506" w:type="dxa"/>
-            <w:vMerge/>
             <w:tcMar>
               <w:left w:w="0" w:type="dxa"/>
               <w:right w:w="0" w:type="dxa"/>
@@ -5754,42 +5767,20 @@
             <w:textDirection w:val="btLr"/>
             <w:vAlign w:val="center"/>
           </w:tcPr>
-          <w:p/>
+          <w:p>
+            <w:pPr>
+              <w:pStyle w:val="--3"/>
+            </w:pPr>
+          </w:p>
         </w:tc>
         <w:tc>
           <w:tcPr>
             <w:tcW w:w="1913" w:type="dxa"/>
-            <w:shd w:val="clear" w:color="auto" w:fill="FFFFCC"/>
           </w:tcPr>
           <w:p>
             <w:pPr>
               <w:pStyle w:val="-0"/>
             </w:pPr>
-            <w:r>
-              <w:rPr>
-                <w:rFonts w:ascii="Arial" w:hAnsi="Arial"/>
-                <w:b/>
-                <w:sz w:val="14"/>
-              </w:rPr>
-              <w:t>ХИМИТЕК ПОЛИДЕЗ</w:t>
-            </w:r>
-            <w:r>
-              <w:rPr>
-                <w:rFonts w:ascii="Arial" w:hAnsi="Arial"/>
-                <w:b/>
-                <w:sz w:val="14"/>
-                <w:vertAlign w:val="superscript"/>
-              </w:rPr>
-              <w:t>®</w:t>
-            </w:r>
-            <w:r>
-              <w:rPr>
-                <w:rFonts w:ascii="Arial" w:hAnsi="Arial"/>
-                <w:b/>
-                <w:sz w:val="14"/>
-              </w:rPr>
-              <w:t>-СУПЕР</w:t>
-            </w:r>
           </w:p>
         </w:tc>
         <w:tc>
@@ -5800,13 +5791,6 @@
             <w:pPr>
               <w:pStyle w:val="--2"/>
             </w:pPr>
-            <w:r>
-              <w:rPr>
-                <w:sz w:val="14"/>
-                <w:rFonts w:ascii="Arial" w:hAnsi="Arial"/>
-              </w:rPr>
-              <w:t xml:space="preserve">протирание</w:t>
-            </w:r>
           </w:p>
         </w:tc>
         <w:tc>
@@ -5817,23 +5801,6 @@
             <w:pPr>
               <w:pStyle w:val="--3"/>
             </w:pPr>
-            <w:r>
-              <w:rPr>
-                <w:rFonts w:ascii="Arial" w:hAnsi="Arial"/>
-                <w:sz w:val="14"/>
-              </w:rPr>
-              <w:t>0,05 % (по НУК)</w:t>
-            </w:r>
-            <w:r>
-              <w:br/>
-            </w:r>
-            <w:r>
-              <w:rPr>
-                <w:rFonts w:ascii="Arial" w:hAnsi="Arial"/>
-                <w:sz w:val="14"/>
-              </w:rPr>
-              <w:t>дозирующая система ProMax</w:t>
-            </w:r>
           </w:p>
         </w:tc>
         <w:tc>
@@ -5844,13 +5811,6 @@
             <w:pPr>
               <w:pStyle w:val="--3"/>
             </w:pPr>
-            <w:r>
-              <w:rPr>
-                <w:sz w:val="14"/>
-                <w:rFonts w:ascii="Arial" w:hAnsi="Arial"/>
-              </w:rPr>
-              <w:t xml:space="preserve">не выше 20°C</w:t>
-            </w:r>
           </w:p>
         </w:tc>
         <w:tc>
@@ -5861,13 +5821,6 @@
             <w:pPr>
               <w:pStyle w:val="--3"/>
             </w:pPr>
-            <w:r>
-              <w:rPr>
-                <w:sz w:val="14"/>
-                <w:rFonts w:ascii="Arial" w:hAnsi="Arial"/>
-              </w:rPr>
-              <w:t xml:space="preserve">20 минут</w:t>
-            </w:r>
           </w:p>
         </w:tc>
         <w:tc>
@@ -5881,38 +5834,48 @@
             <w:textDirection w:val="btLr"/>
             <w:tcFitText/>
             <w:vAlign w:val="center"/>
-            <w:vMerge/>
-            <w:shd w:val="clear" w:color="auto" w:fill="#FFCCCC"/>
-          </w:tcPr>
-          <w:p/>
+          </w:tcPr>
+          <w:p>
+            <w:pPr>
+              <w:pStyle w:val="--3"/>
+            </w:pPr>
+          </w:p>
         </w:tc>
         <w:tc>
           <w:tcPr>
             <w:tcW w:w="958" w:type="dxa"/>
-            <w:vMerge/>
-          </w:tcPr>
-          <w:p/>
+          </w:tcPr>
+          <w:p>
+            <w:pPr>
+              <w:pStyle w:val="--3"/>
+            </w:pPr>
+          </w:p>
         </w:tc>
         <w:tc>
           <w:tcPr>
             <w:tcW w:w="1351" w:type="dxa"/>
-            <w:vMerge/>
-          </w:tcPr>
-          <w:p/>
+          </w:tcPr>
+          <w:p>
+            <w:pPr>
+              <w:pStyle w:val="--2"/>
+            </w:pPr>
+          </w:p>
         </w:tc>
         <w:tc>
           <w:tcPr>
             <w:tcW w:w="1688" w:type="dxa"/>
-            <w:vMerge/>
-          </w:tcPr>
-          <w:p/>
+          </w:tcPr>
+          <w:p>
+            <w:pPr>
+              <w:pStyle w:val="--2"/>
+            </w:pPr>
+          </w:p>
         </w:tc>
       </w:tr>
       <w:tr>
         <w:tc>
           <w:tcPr>
             <w:tcW w:w="1688" w:type="dxa"/>
-            <w:vMerge w:val="restart"/>
           </w:tcPr>
           <w:p>
             <w:pPr>
@@ -5923,7 +5886,7 @@
                 <w:sz w:val="14"/>
                 <w:rFonts w:ascii="Arial" w:hAnsi="Arial"/>
               </w:rPr>
-              <w:t xml:space="preserve">мусорные корзины</w:t>
+              <w:t xml:space="preserve">светильники (внешние поверхности)</w:t>
             </w:r>
           </w:p>
         </w:tc>
@@ -5935,19 +5898,11 @@
             <w:pPr>
               <w:pStyle w:val="--2"/>
             </w:pPr>
-            <w:r>
-              <w:rPr>
-                <w:sz w:val="14"/>
-                <w:rFonts w:ascii="Arial" w:hAnsi="Arial"/>
-              </w:rPr>
-              <w:t xml:space="preserve">мойка</w:t>
-            </w:r>
           </w:p>
         </w:tc>
         <w:tc>
           <w:tcPr>
             <w:tcW w:w="506" w:type="dxa"/>
-            <w:vMerge w:val="restart"/>
             <w:tcMar>
               <w:left w:w="0" w:type="dxa"/>
               <w:right w:w="0" w:type="dxa"/>
@@ -5959,49 +5914,16 @@
             <w:pPr>
               <w:pStyle w:val="--3"/>
             </w:pPr>
-            <w:r>
-              <w:rPr>
-                <w:sz w:val="14"/>
-                <w:rFonts w:ascii="Arial" w:hAnsi="Arial"/>
-              </w:rPr>
-              <w:t xml:space="preserve"/>
-            </w:r>
           </w:p>
         </w:tc>
         <w:tc>
           <w:tcPr>
             <w:tcW w:w="1913" w:type="dxa"/>
-            <w:shd w:val="clear" w:color="auto" w:fill="99CCFF"/>
           </w:tcPr>
           <w:p>
             <w:pPr>
               <w:pStyle w:val="-0"/>
             </w:pPr>
-            <w:r>
-              <w:rPr>
-                <w:rFonts w:ascii="Arial" w:hAnsi="Arial"/>
-                <w:b/>
-                <w:sz w:val="14"/>
-              </w:rPr>
-              <w:t>ХИМИТЕК ЧУДОДЕЙ</w:t>
-            </w:r>
-            <w:r>
-              <w:rPr>
-                <w:rFonts w:ascii="Arial" w:hAnsi="Arial"/>
-                <w:b/>
-                <w:sz w:val="14"/>
-                <w:vertAlign w:val="superscript"/>
-              </w:rPr>
-              <w:t>®</w:t>
-            </w:r>
-            <w:r>
-              <w:rPr>
-                <w:rFonts w:ascii="Arial" w:hAnsi="Arial"/>
-                <w:b/>
-                <w:sz w:val="14"/>
-              </w:rPr>
-              <w:t>-КОМБИ-ПЕНАКТИВ</w:t>
-            </w:r>
           </w:p>
         </w:tc>
         <w:tc>
@@ -6012,13 +5934,6 @@
             <w:pPr>
               <w:pStyle w:val="--2"/>
             </w:pPr>
-            <w:r>
-              <w:rPr>
-                <w:sz w:val="14"/>
-                <w:rFonts w:ascii="Arial" w:hAnsi="Arial"/>
-              </w:rPr>
-              <w:t xml:space="preserve">ручной (протирание, обработка щёткой)</w:t>
-            </w:r>
           </w:p>
         </w:tc>
         <w:tc>
@@ -6029,23 +5944,6 @@
             <w:pPr>
               <w:pStyle w:val="--3"/>
             </w:pPr>
-            <w:r>
-              <w:rPr>
-                <w:rFonts w:ascii="Arial" w:hAnsi="Arial"/>
-                <w:sz w:val="14"/>
-              </w:rPr>
-              <w:t>1,0 % - 2,0 %</w:t>
-            </w:r>
-            <w:r>
-              <w:br/>
-            </w:r>
-            <w:r>
-              <w:rPr>
-                <w:rFonts w:ascii="Arial" w:hAnsi="Arial"/>
-                <w:sz w:val="14"/>
-              </w:rPr>
-              <w:t>дозирующая система ProMax</w:t>
-            </w:r>
           </w:p>
         </w:tc>
         <w:tc>
@@ -6056,13 +5954,6 @@
             <w:pPr>
               <w:pStyle w:val="--3"/>
             </w:pPr>
-            <w:r>
-              <w:rPr>
-                <w:sz w:val="14"/>
-                <w:rFonts w:ascii="Arial" w:hAnsi="Arial"/>
-              </w:rPr>
-              <w:t xml:space="preserve">не ниже 40°C</w:t>
-            </w:r>
           </w:p>
         </w:tc>
         <w:tc>
@@ -6073,13 +5964,6 @@
             <w:pPr>
               <w:pStyle w:val="--3"/>
             </w:pPr>
-            <w:r>
-              <w:rPr>
-                <w:sz w:val="14"/>
-                <w:rFonts w:ascii="Arial" w:hAnsi="Arial"/>
-              </w:rPr>
-              <w:t xml:space="preserve">___________</w:t>
-            </w:r>
           </w:p>
         </w:tc>
         <w:tc>
@@ -6093,75 +5977,41 @@
             <w:textDirection w:val="btLr"/>
             <w:tcFitText/>
             <w:vAlign w:val="center"/>
-            <w:vMerge w:val="restart"/>
-            <w:shd w:val="clear" w:color="auto" w:fill="#FFCCCC"/>
           </w:tcPr>
           <w:p>
             <w:pPr>
               <w:pStyle w:val="--3"/>
             </w:pPr>
-            <w:r>
-              <w:rPr>
-                <w:sz w:val="14"/>
-                <w:rFonts w:ascii="Arial" w:hAnsi="Arial"/>
-                <w:b/>
-              </w:rPr>
-              <w:t xml:space="preserve">красный</w:t>
-            </w:r>
           </w:p>
         </w:tc>
         <w:tc>
           <w:tcPr>
             <w:tcW w:w="958" w:type="dxa"/>
-            <w:vMerge w:val="restart"/>
           </w:tcPr>
           <w:p>
             <w:pPr>
               <w:pStyle w:val="--3"/>
             </w:pPr>
-            <w:r>
-              <w:rPr>
-                <w:sz w:val="14"/>
-                <w:rFonts w:ascii="Arial" w:hAnsi="Arial"/>
-              </w:rPr>
-              <w:t xml:space="preserve">1 раз в неделю, по мере загрязнения</w:t>
-            </w:r>
           </w:p>
         </w:tc>
         <w:tc>
           <w:tcPr>
             <w:tcW w:w="1351" w:type="dxa"/>
-            <w:vMerge w:val="restart"/>
           </w:tcPr>
           <w:p>
             <w:pPr>
               <w:pStyle w:val="--2"/>
             </w:pPr>
-            <w:r>
-              <w:rPr>
-                <w:sz w:val="14"/>
-                <w:rFonts w:ascii="Arial" w:hAnsi="Arial"/>
-              </w:rPr>
-              <w:t xml:space="preserve">сотрудник внутреннего клининга</w:t>
-            </w:r>
           </w:p>
         </w:tc>
         <w:tc>
           <w:tcPr>
             <w:tcW w:w="1688" w:type="dxa"/>
-            <w:vMerge w:val="restart"/>
           </w:tcPr>
           <w:p>
             <w:pPr>
               <w:pStyle w:val="--2"/>
             </w:pPr>
-            <w:r>
-              <w:rPr>
-                <w:sz w:val="14"/>
-                <w:rFonts w:ascii="Arial" w:hAnsi="Arial"/>
-              </w:rPr>
-              <w:t xml:space="preserve">визуальный контроль/ сотрудник отдела качества</w:t>
-            </w:r>
           </w:p>
         </w:tc>
       </w:tr>
@@ -6169,9 +6019,19 @@
         <w:tc>
           <w:tcPr>
             <w:tcW w:w="1688" w:type="dxa"/>
-            <w:vMerge/>
-          </w:tcPr>
-          <w:p/>
+          </w:tcPr>
+          <w:p>
+            <w:pPr>
+              <w:pStyle w:val="--2"/>
+            </w:pPr>
+            <w:r>
+              <w:rPr>
+                <w:sz w:val="14"/>
+                <w:rFonts w:ascii="Arial" w:hAnsi="Arial"/>
+              </w:rPr>
+              <w:t xml:space="preserve">смесители</w:t>
+            </w:r>
+          </w:p>
         </w:tc>
         <w:tc>
           <w:tcPr>
@@ -6181,19 +6041,11 @@
             <w:pPr>
               <w:pStyle w:val="--2"/>
             </w:pPr>
-            <w:r>
-              <w:rPr>
-                <w:sz w:val="14"/>
-                <w:rFonts w:ascii="Arial" w:hAnsi="Arial"/>
-              </w:rPr>
-              <w:t xml:space="preserve">дезинфекция</w:t>
-            </w:r>
           </w:p>
         </w:tc>
         <w:tc>
           <w:tcPr>
             <w:tcW w:w="506" w:type="dxa"/>
-            <w:vMerge/>
             <w:tcMar>
               <w:left w:w="0" w:type="dxa"/>
               <w:right w:w="0" w:type="dxa"/>
@@ -6201,42 +6053,20 @@
             <w:textDirection w:val="btLr"/>
             <w:vAlign w:val="center"/>
           </w:tcPr>
-          <w:p/>
+          <w:p>
+            <w:pPr>
+              <w:pStyle w:val="--3"/>
+            </w:pPr>
+          </w:p>
         </w:tc>
         <w:tc>
           <w:tcPr>
             <w:tcW w:w="1913" w:type="dxa"/>
-            <w:shd w:val="clear" w:color="auto" w:fill="FFFFCC"/>
           </w:tcPr>
           <w:p>
             <w:pPr>
               <w:pStyle w:val="-0"/>
             </w:pPr>
-            <w:r>
-              <w:rPr>
-                <w:rFonts w:ascii="Arial" w:hAnsi="Arial"/>
-                <w:b/>
-                <w:sz w:val="14"/>
-              </w:rPr>
-              <w:t>ХИМИТЕК ПОЛИДЕЗ</w:t>
-            </w:r>
-            <w:r>
-              <w:rPr>
-                <w:rFonts w:ascii="Arial" w:hAnsi="Arial"/>
-                <w:b/>
-                <w:sz w:val="14"/>
-                <w:vertAlign w:val="superscript"/>
-              </w:rPr>
-              <w:t>®</w:t>
-            </w:r>
-            <w:r>
-              <w:rPr>
-                <w:rFonts w:ascii="Arial" w:hAnsi="Arial"/>
-                <w:b/>
-                <w:sz w:val="14"/>
-              </w:rPr>
-              <w:t>-СУПЕР</w:t>
-            </w:r>
           </w:p>
         </w:tc>
         <w:tc>
@@ -6247,13 +6077,6 @@
             <w:pPr>
               <w:pStyle w:val="--2"/>
             </w:pPr>
-            <w:r>
-              <w:rPr>
-                <w:sz w:val="14"/>
-                <w:rFonts w:ascii="Arial" w:hAnsi="Arial"/>
-              </w:rPr>
-              <w:t xml:space="preserve">протирание</w:t>
-            </w:r>
           </w:p>
         </w:tc>
         <w:tc>
@@ -6264,23 +6087,6 @@
             <w:pPr>
               <w:pStyle w:val="--3"/>
             </w:pPr>
-            <w:r>
-              <w:rPr>
-                <w:rFonts w:ascii="Arial" w:hAnsi="Arial"/>
-                <w:sz w:val="14"/>
-              </w:rPr>
-              <w:t>0,05 % (по НУК)</w:t>
-            </w:r>
-            <w:r>
-              <w:br/>
-            </w:r>
-            <w:r>
-              <w:rPr>
-                <w:rFonts w:ascii="Arial" w:hAnsi="Arial"/>
-                <w:sz w:val="14"/>
-              </w:rPr>
-              <w:t>дозирующая система ProMax</w:t>
-            </w:r>
           </w:p>
         </w:tc>
         <w:tc>
@@ -6291,13 +6097,6 @@
             <w:pPr>
               <w:pStyle w:val="--3"/>
             </w:pPr>
-            <w:r>
-              <w:rPr>
-                <w:sz w:val="14"/>
-                <w:rFonts w:ascii="Arial" w:hAnsi="Arial"/>
-              </w:rPr>
-              <w:t xml:space="preserve">не выше 20°C</w:t>
-            </w:r>
           </w:p>
         </w:tc>
         <w:tc>
@@ -6308,13 +6107,6 @@
             <w:pPr>
               <w:pStyle w:val="--3"/>
             </w:pPr>
-            <w:r>
-              <w:rPr>
-                <w:sz w:val="14"/>
-                <w:rFonts w:ascii="Arial" w:hAnsi="Arial"/>
-              </w:rPr>
-              <w:t xml:space="preserve">20 минут</w:t>
-            </w:r>
           </w:p>
         </w:tc>
         <w:tc>
@@ -6328,38 +6120,48 @@
             <w:textDirection w:val="btLr"/>
             <w:tcFitText/>
             <w:vAlign w:val="center"/>
-            <w:vMerge/>
-            <w:shd w:val="clear" w:color="auto" w:fill="#FFCCCC"/>
-          </w:tcPr>
-          <w:p/>
+          </w:tcPr>
+          <w:p>
+            <w:pPr>
+              <w:pStyle w:val="--3"/>
+            </w:pPr>
+          </w:p>
         </w:tc>
         <w:tc>
           <w:tcPr>
             <w:tcW w:w="958" w:type="dxa"/>
-            <w:vMerge/>
-          </w:tcPr>
-          <w:p/>
+          </w:tcPr>
+          <w:p>
+            <w:pPr>
+              <w:pStyle w:val="--3"/>
+            </w:pPr>
+          </w:p>
         </w:tc>
         <w:tc>
           <w:tcPr>
             <w:tcW w:w="1351" w:type="dxa"/>
-            <w:vMerge/>
-          </w:tcPr>
-          <w:p/>
+          </w:tcPr>
+          <w:p>
+            <w:pPr>
+              <w:pStyle w:val="--2"/>
+            </w:pPr>
+          </w:p>
         </w:tc>
         <w:tc>
           <w:tcPr>
             <w:tcW w:w="1688" w:type="dxa"/>
-            <w:vMerge/>
-          </w:tcPr>
-          <w:p/>
+          </w:tcPr>
+          <w:p>
+            <w:pPr>
+              <w:pStyle w:val="--2"/>
+            </w:pPr>
+          </w:p>
         </w:tc>
       </w:tr>
       <w:tr>
         <w:tc>
           <w:tcPr>
             <w:tcW w:w="1688" w:type="dxa"/>
-            <w:vMerge w:val="restart"/>
           </w:tcPr>
           <w:p>
             <w:pPr>
@@ -6370,7 +6172,7 @@
                 <w:sz w:val="14"/>
                 <w:rFonts w:ascii="Arial" w:hAnsi="Arial"/>
               </w:rPr>
-              <w:t xml:space="preserve">пол</w:t>
+              <w:t xml:space="preserve">стены на всю высоту</w:t>
             </w:r>
           </w:p>
         </w:tc>
@@ -6382,19 +6184,11 @@
             <w:pPr>
               <w:pStyle w:val="--2"/>
             </w:pPr>
-            <w:r>
-              <w:rPr>
-                <w:sz w:val="14"/>
-                <w:rFonts w:ascii="Arial" w:hAnsi="Arial"/>
-              </w:rPr>
-              <w:t xml:space="preserve">мойка</w:t>
-            </w:r>
           </w:p>
         </w:tc>
         <w:tc>
           <w:tcPr>
             <w:tcW w:w="506" w:type="dxa"/>
-            <w:vMerge w:val="restart"/>
             <w:tcMar>
               <w:left w:w="0" w:type="dxa"/>
               <w:right w:w="0" w:type="dxa"/>
@@ -6406,49 +6200,16 @@
             <w:pPr>
               <w:pStyle w:val="--3"/>
             </w:pPr>
-            <w:r>
-              <w:rPr>
-                <w:sz w:val="14"/>
-                <w:rFonts w:ascii="Arial" w:hAnsi="Arial"/>
-              </w:rPr>
-              <w:t xml:space="preserve"/>
-            </w:r>
           </w:p>
         </w:tc>
         <w:tc>
           <w:tcPr>
             <w:tcW w:w="1913" w:type="dxa"/>
-            <w:shd w:val="clear" w:color="auto" w:fill="99CCFF"/>
           </w:tcPr>
           <w:p>
             <w:pPr>
               <w:pStyle w:val="-0"/>
             </w:pPr>
-            <w:r>
-              <w:rPr>
-                <w:rFonts w:ascii="Arial" w:hAnsi="Arial"/>
-                <w:b/>
-                <w:sz w:val="14"/>
-              </w:rPr>
-              <w:t>ХИМИТЕК ЧУДОДЕЙ</w:t>
-            </w:r>
-            <w:r>
-              <w:rPr>
-                <w:rFonts w:ascii="Arial" w:hAnsi="Arial"/>
-                <w:b/>
-                <w:sz w:val="14"/>
-                <w:vertAlign w:val="superscript"/>
-              </w:rPr>
-              <w:t>®</w:t>
-            </w:r>
-            <w:r>
-              <w:rPr>
-                <w:rFonts w:ascii="Arial" w:hAnsi="Arial"/>
-                <w:b/>
-                <w:sz w:val="14"/>
-              </w:rPr>
-              <w:t>-КОМБИ-ПЕНАКТИВ</w:t>
-            </w:r>
           </w:p>
         </w:tc>
         <w:tc>
@@ -6459,13 +6220,6 @@
             <w:pPr>
               <w:pStyle w:val="--2"/>
             </w:pPr>
-            <w:r>
-              <w:rPr>
-                <w:sz w:val="14"/>
-                <w:rFonts w:ascii="Arial" w:hAnsi="Arial"/>
-              </w:rPr>
-              <w:t xml:space="preserve">ручной (протирание, обработка щёткой)</w:t>
-            </w:r>
           </w:p>
         </w:tc>
         <w:tc>
@@ -6476,23 +6230,6 @@
             <w:pPr>
               <w:pStyle w:val="--3"/>
             </w:pPr>
-            <w:r>
-              <w:rPr>
-                <w:rFonts w:ascii="Arial" w:hAnsi="Arial"/>
-                <w:sz w:val="14"/>
-              </w:rPr>
-              <w:t>1,0 % - 2,0 %</w:t>
-            </w:r>
-            <w:r>
-              <w:br/>
-            </w:r>
-            <w:r>
-              <w:rPr>
-                <w:rFonts w:ascii="Arial" w:hAnsi="Arial"/>
-                <w:sz w:val="14"/>
-              </w:rPr>
-              <w:t>дозирующая система ProMax</w:t>
-            </w:r>
           </w:p>
         </w:tc>
         <w:tc>
@@ -6503,13 +6240,6 @@
             <w:pPr>
               <w:pStyle w:val="--3"/>
             </w:pPr>
-            <w:r>
-              <w:rPr>
-                <w:sz w:val="14"/>
-                <w:rFonts w:ascii="Arial" w:hAnsi="Arial"/>
-              </w:rPr>
-              <w:t xml:space="preserve">не ниже 40°C</w:t>
-            </w:r>
           </w:p>
         </w:tc>
         <w:tc>
@@ -6520,13 +6250,6 @@
             <w:pPr>
               <w:pStyle w:val="--3"/>
             </w:pPr>
-            <w:r>
-              <w:rPr>
-                <w:sz w:val="14"/>
-                <w:rFonts w:ascii="Arial" w:hAnsi="Arial"/>
-              </w:rPr>
-              <w:t xml:space="preserve">___________</w:t>
-            </w:r>
           </w:p>
         </w:tc>
         <w:tc>
@@ -6540,75 +6263,41 @@
             <w:textDirection w:val="btLr"/>
             <w:tcFitText/>
             <w:vAlign w:val="center"/>
-            <w:vMerge w:val="restart"/>
-            <w:shd w:val="clear" w:color="auto" w:fill="#FFCCCC"/>
           </w:tcPr>
           <w:p>
             <w:pPr>
               <w:pStyle w:val="--3"/>
             </w:pPr>
-            <w:r>
-              <w:rPr>
-                <w:sz w:val="14"/>
-                <w:rFonts w:ascii="Arial" w:hAnsi="Arial"/>
-                <w:b/>
-              </w:rPr>
-              <w:t xml:space="preserve">красный</w:t>
-            </w:r>
           </w:p>
         </w:tc>
         <w:tc>
           <w:tcPr>
             <w:tcW w:w="958" w:type="dxa"/>
-            <w:vMerge w:val="restart"/>
           </w:tcPr>
           <w:p>
             <w:pPr>
               <w:pStyle w:val="--3"/>
             </w:pPr>
-            <w:r>
-              <w:rPr>
-                <w:sz w:val="14"/>
-                <w:rFonts w:ascii="Arial" w:hAnsi="Arial"/>
-              </w:rPr>
-              <w:t xml:space="preserve">2 раза в смену, по мере загрязнения</w:t>
-            </w:r>
           </w:p>
         </w:tc>
         <w:tc>
           <w:tcPr>
             <w:tcW w:w="1351" w:type="dxa"/>
-            <w:vMerge w:val="restart"/>
           </w:tcPr>
           <w:p>
             <w:pPr>
               <w:pStyle w:val="--2"/>
             </w:pPr>
-            <w:r>
-              <w:rPr>
-                <w:sz w:val="14"/>
-                <w:rFonts w:ascii="Arial" w:hAnsi="Arial"/>
-              </w:rPr>
-              <w:t xml:space="preserve">сотрудник внутреннего клининга</w:t>
-            </w:r>
           </w:p>
         </w:tc>
         <w:tc>
           <w:tcPr>
             <w:tcW w:w="1688" w:type="dxa"/>
-            <w:vMerge w:val="restart"/>
           </w:tcPr>
           <w:p>
             <w:pPr>
               <w:pStyle w:val="--2"/>
             </w:pPr>
-            <w:r>
-              <w:rPr>
-                <w:sz w:val="14"/>
-                <w:rFonts w:ascii="Arial" w:hAnsi="Arial"/>
-              </w:rPr>
-              <w:t xml:space="preserve">визуальный контроль/ сотрудник отдела качества</w:t>
-            </w:r>
           </w:p>
         </w:tc>
       </w:tr>
@@ -6616,9 +6305,19 @@
         <w:tc>
           <w:tcPr>
             <w:tcW w:w="1688" w:type="dxa"/>
-            <w:vMerge/>
-          </w:tcPr>
-          <w:p/>
+          </w:tcPr>
+          <w:p>
+            <w:pPr>
+              <w:pStyle w:val="--2"/>
+            </w:pPr>
+            <w:r>
+              <w:rPr>
+                <w:sz w:val="14"/>
+                <w:rFonts w:ascii="Arial" w:hAnsi="Arial"/>
+              </w:rPr>
+              <w:t xml:space="preserve">унитазы</w:t>
+            </w:r>
+          </w:p>
         </w:tc>
         <w:tc>
           <w:tcPr>
@@ -6628,19 +6327,11 @@
             <w:pPr>
               <w:pStyle w:val="--2"/>
             </w:pPr>
-            <w:r>
-              <w:rPr>
-                <w:sz w:val="14"/>
-                <w:rFonts w:ascii="Arial" w:hAnsi="Arial"/>
-              </w:rPr>
-              <w:t xml:space="preserve">дезинфекция</w:t>
-            </w:r>
           </w:p>
         </w:tc>
         <w:tc>
           <w:tcPr>
             <w:tcW w:w="506" w:type="dxa"/>
-            <w:vMerge/>
             <w:tcMar>
               <w:left w:w="0" w:type="dxa"/>
               <w:right w:w="0" w:type="dxa"/>
@@ -6648,42 +6339,20 @@
             <w:textDirection w:val="btLr"/>
             <w:vAlign w:val="center"/>
           </w:tcPr>
-          <w:p/>
+          <w:p>
+            <w:pPr>
+              <w:pStyle w:val="--3"/>
+            </w:pPr>
+          </w:p>
         </w:tc>
         <w:tc>
           <w:tcPr>
             <w:tcW w:w="1913" w:type="dxa"/>
-            <w:shd w:val="clear" w:color="auto" w:fill="FFFFCC"/>
           </w:tcPr>
           <w:p>
             <w:pPr>
               <w:pStyle w:val="-0"/>
             </w:pPr>
-            <w:r>
-              <w:rPr>
-                <w:rFonts w:ascii="Arial" w:hAnsi="Arial"/>
-                <w:b/>
-                <w:sz w:val="14"/>
-              </w:rPr>
-              <w:t>ХИМИТЕК ПОЛИДЕЗ</w:t>
-            </w:r>
-            <w:r>
-              <w:rPr>
-                <w:rFonts w:ascii="Arial" w:hAnsi="Arial"/>
-                <w:b/>
-                <w:sz w:val="14"/>
-                <w:vertAlign w:val="superscript"/>
-              </w:rPr>
-              <w:t>®</w:t>
-            </w:r>
-            <w:r>
-              <w:rPr>
-                <w:rFonts w:ascii="Arial" w:hAnsi="Arial"/>
-                <w:b/>
-                <w:sz w:val="14"/>
-              </w:rPr>
-              <w:t>-СУПЕР</w:t>
-            </w:r>
           </w:p>
         </w:tc>
         <w:tc>
@@ -6694,13 +6363,6 @@
             <w:pPr>
               <w:pStyle w:val="--2"/>
             </w:pPr>
-            <w:r>
-              <w:rPr>
-                <w:sz w:val="14"/>
-                <w:rFonts w:ascii="Arial" w:hAnsi="Arial"/>
-              </w:rPr>
-              <w:t xml:space="preserve">протирание</w:t>
-            </w:r>
           </w:p>
         </w:tc>
         <w:tc>
@@ -6711,23 +6373,6 @@
             <w:pPr>
               <w:pStyle w:val="--3"/>
             </w:pPr>
-            <w:r>
-              <w:rPr>
-                <w:rFonts w:ascii="Arial" w:hAnsi="Arial"/>
-                <w:sz w:val="14"/>
-              </w:rPr>
-              <w:t>0,05 % (по НУК)</w:t>
-            </w:r>
-            <w:r>
-              <w:br/>
-            </w:r>
-            <w:r>
-              <w:rPr>
-                <w:rFonts w:ascii="Arial" w:hAnsi="Arial"/>
-                <w:sz w:val="14"/>
-              </w:rPr>
-              <w:t>дозирующая система ProMax</w:t>
-            </w:r>
           </w:p>
         </w:tc>
         <w:tc>
@@ -6738,13 +6383,6 @@
             <w:pPr>
               <w:pStyle w:val="--3"/>
             </w:pPr>
-            <w:r>
-              <w:rPr>
-                <w:sz w:val="14"/>
-                <w:rFonts w:ascii="Arial" w:hAnsi="Arial"/>
-              </w:rPr>
-              <w:t xml:space="preserve">не выше 20°C</w:t>
-            </w:r>
           </w:p>
         </w:tc>
         <w:tc>
@@ -6755,13 +6393,6 @@
             <w:pPr>
               <w:pStyle w:val="--3"/>
             </w:pPr>
-            <w:r>
-              <w:rPr>
-                <w:sz w:val="14"/>
-                <w:rFonts w:ascii="Arial" w:hAnsi="Arial"/>
-              </w:rPr>
-              <w:t xml:space="preserve">20 минут</w:t>
-            </w:r>
           </w:p>
         </w:tc>
         <w:tc>
@@ -6775,1377 +6406,42 @@
             <w:textDirection w:val="btLr"/>
             <w:tcFitText/>
             <w:vAlign w:val="center"/>
-            <w:vMerge/>
-            <w:shd w:val="clear" w:color="auto" w:fill="#FFCCCC"/>
-          </w:tcPr>
-          <w:p/>
+          </w:tcPr>
+          <w:p>
+            <w:pPr>
+              <w:pStyle w:val="--3"/>
+            </w:pPr>
+          </w:p>
         </w:tc>
         <w:tc>
           <w:tcPr>
             <w:tcW w:w="958" w:type="dxa"/>
-            <w:vMerge/>
-          </w:tcPr>
-          <w:p/>
+          </w:tcPr>
+          <w:p>
+            <w:pPr>
+              <w:pStyle w:val="--3"/>
+            </w:pPr>
+          </w:p>
         </w:tc>
         <w:tc>
           <w:tcPr>
             <w:tcW w:w="1351" w:type="dxa"/>
-            <w:vMerge/>
-          </w:tcPr>
-          <w:p/>
+          </w:tcPr>
+          <w:p>
+            <w:pPr>
+              <w:pStyle w:val="--2"/>
+            </w:pPr>
+          </w:p>
         </w:tc>
         <w:tc>
           <w:tcPr>
             <w:tcW w:w="1688" w:type="dxa"/>
-            <w:vMerge/>
-          </w:tcPr>
-          <w:p/>
-        </w:tc>
-      </w:tr>
-      <w:tr>
-        <w:tc>
-          <w:tcPr>
-            <w:tcW w:w="15876" w:type="dxa"/>
-            <w:gridSpan w:val="12"/>
-            <w:shd w:val="clear" w:color="auto" w:fill="D2D2D2"/>
           </w:tcPr>
           <w:p>
             <w:pPr>
               <w:pStyle w:val="--2"/>
             </w:pPr>
-            <w:r>
-              <w:rPr>
-                <w:sz w:val="14"/>
-                <w:rFonts w:ascii="Arial" w:hAnsi="Arial"/>
-                <w:b/>
-              </w:rPr>
-              <w:t xml:space="preserve">Санитарная обработка уборочного инвентаря и т.д.</w:t>
-            </w:r>
-          </w:p>
-        </w:tc>
-      </w:tr>
-      <w:tr>
-        <w:tc>
-          <w:tcPr>
-            <w:tcW w:w="1688" w:type="dxa"/>
-            <w:vMerge w:val="restart"/>
-          </w:tcPr>
-          <w:p>
-            <w:pPr>
-              <w:pStyle w:val="--2"/>
-            </w:pPr>
-            <w:r>
-              <w:rPr>
-                <w:sz w:val="14"/>
-                <w:rFonts w:ascii="Arial" w:hAnsi="Arial"/>
-              </w:rPr>
-              <w:t xml:space="preserve">уборочный инвентарь</w:t>
-            </w:r>
-          </w:p>
-        </w:tc>
-        <w:tc>
-          <w:tcPr>
-            <w:tcW w:w="1408" w:type="dxa"/>
-          </w:tcPr>
-          <w:p>
-            <w:pPr>
-              <w:pStyle w:val="--2"/>
-            </w:pPr>
-            <w:r>
-              <w:rPr>
-                <w:sz w:val="14"/>
-                <w:rFonts w:ascii="Arial" w:hAnsi="Arial"/>
-              </w:rPr>
-              <w:t xml:space="preserve">мойка</w:t>
-            </w:r>
-          </w:p>
-        </w:tc>
-        <w:tc>
-          <w:tcPr>
-            <w:tcW w:w="506" w:type="dxa"/>
-            <w:vMerge w:val="restart"/>
-            <w:tcMar>
-              <w:left w:w="0" w:type="dxa"/>
-              <w:right w:w="0" w:type="dxa"/>
-            </w:tcMar>
-            <w:textDirection w:val="btLr"/>
-            <w:vAlign w:val="center"/>
-          </w:tcPr>
-          <w:p>
-            <w:pPr>
-              <w:pStyle w:val="--3"/>
-            </w:pPr>
-            <w:r>
-              <w:rPr>
-                <w:sz w:val="14"/>
-                <w:rFonts w:ascii="Arial" w:hAnsi="Arial"/>
-              </w:rPr>
-              <w:t xml:space="preserve"/>
-            </w:r>
-          </w:p>
-        </w:tc>
-        <w:tc>
-          <w:tcPr>
-            <w:tcW w:w="1913" w:type="dxa"/>
-            <w:shd w:val="clear" w:color="auto" w:fill="99CCFF"/>
-          </w:tcPr>
-          <w:p>
-            <w:pPr>
-              <w:pStyle w:val="-0"/>
-            </w:pPr>
-            <w:r>
-              <w:rPr>
-                <w:rFonts w:ascii="Arial" w:hAnsi="Arial"/>
-                <w:b/>
-                <w:sz w:val="14"/>
-              </w:rPr>
-              <w:t>ХИМИТЕК ЧУДОДЕЙ</w:t>
-            </w:r>
-            <w:r>
-              <w:rPr>
-                <w:rFonts w:ascii="Arial" w:hAnsi="Arial"/>
-                <w:b/>
-                <w:sz w:val="14"/>
-                <w:vertAlign w:val="superscript"/>
-              </w:rPr>
-              <w:t>®</w:t>
-            </w:r>
-            <w:r>
-              <w:rPr>
-                <w:rFonts w:ascii="Arial" w:hAnsi="Arial"/>
-                <w:b/>
-                <w:sz w:val="14"/>
-              </w:rPr>
-              <w:t>-КОМБИ-ПЕНАКТИВ</w:t>
-            </w:r>
-          </w:p>
-        </w:tc>
-        <w:tc>
-          <w:tcPr>
-            <w:tcW w:w="1520" w:type="dxa"/>
-          </w:tcPr>
-          <w:p>
-            <w:pPr>
-              <w:pStyle w:val="--2"/>
-            </w:pPr>
-            <w:r>
-              <w:rPr>
-                <w:sz w:val="14"/>
-                <w:rFonts w:ascii="Arial" w:hAnsi="Arial"/>
-              </w:rPr>
-              <w:t xml:space="preserve">ручной (протирание, обработка щёткой, замачивание)</w:t>
-            </w:r>
-          </w:p>
-        </w:tc>
-        <w:tc>
-          <w:tcPr>
-            <w:tcW w:w="2025" w:type="dxa"/>
-          </w:tcPr>
-          <w:p>
-            <w:pPr>
-              <w:pStyle w:val="--3"/>
-            </w:pPr>
-            <w:r>
-              <w:rPr>
-                <w:rFonts w:ascii="Arial" w:hAnsi="Arial"/>
-                <w:sz w:val="14"/>
-              </w:rPr>
-              <w:t>1,0 % - 2,0 %</w:t>
-            </w:r>
-            <w:r>
-              <w:br/>
-            </w:r>
-            <w:r>
-              <w:rPr>
-                <w:rFonts w:ascii="Arial" w:hAnsi="Arial"/>
-                <w:sz w:val="14"/>
-              </w:rPr>
-              <w:t>дозирующая система ProMax</w:t>
-            </w:r>
-          </w:p>
-        </w:tc>
-        <w:tc>
-          <w:tcPr>
-            <w:tcW w:w="1183" w:type="dxa"/>
-          </w:tcPr>
-          <w:p>
-            <w:pPr>
-              <w:pStyle w:val="--3"/>
-            </w:pPr>
-            <w:r>
-              <w:rPr>
-                <w:sz w:val="14"/>
-                <w:rFonts w:ascii="Arial" w:hAnsi="Arial"/>
-              </w:rPr>
-              <w:t xml:space="preserve">не выше 40°C</w:t>
-            </w:r>
-          </w:p>
-        </w:tc>
-        <w:tc>
-          <w:tcPr>
-            <w:tcW w:w="1126" w:type="dxa"/>
-          </w:tcPr>
-          <w:p>
-            <w:pPr>
-              <w:pStyle w:val="--3"/>
-            </w:pPr>
-            <w:r>
-              <w:rPr>
-                <w:sz w:val="14"/>
-                <w:rFonts w:ascii="Arial" w:hAnsi="Arial"/>
-              </w:rPr>
-              <w:t xml:space="preserve">30 минут</w:t>
-            </w:r>
-          </w:p>
-        </w:tc>
-        <w:tc>
-          <w:tcPr>
-            <w:tcW w:w="510" w:type="dxa"/>
-            <w:noWrap/>
-            <w:tcMar>
-              <w:left w:w="0" w:type="dxa"/>
-              <w:right w:w="0" w:type="dxa"/>
-            </w:tcMar>
-            <w:textDirection w:val="btLr"/>
-            <w:tcFitText/>
-            <w:vAlign w:val="center"/>
-            <w:vMerge w:val="restart"/>
-            <w:shd w:val="clear" w:color="auto" w:fill="#FFCCCC"/>
-          </w:tcPr>
-          <w:p>
-            <w:pPr>
-              <w:pStyle w:val="--3"/>
-            </w:pPr>
-            <w:r>
-              <w:rPr>
-                <w:sz w:val="14"/>
-                <w:rFonts w:ascii="Arial" w:hAnsi="Arial"/>
-                <w:b/>
-              </w:rPr>
-              <w:t xml:space="preserve">красный</w:t>
-            </w:r>
-          </w:p>
-        </w:tc>
-        <w:tc>
-          <w:tcPr>
-            <w:tcW w:w="958" w:type="dxa"/>
-            <w:vMerge w:val="restart"/>
-          </w:tcPr>
-          <w:p>
-            <w:pPr>
-              <w:pStyle w:val="--3"/>
-            </w:pPr>
-            <w:r>
-              <w:rPr>
-                <w:sz w:val="14"/>
-                <w:rFonts w:ascii="Arial" w:hAnsi="Arial"/>
-              </w:rPr>
-              <w:t xml:space="preserve">сразу после использования</w:t>
-            </w:r>
-          </w:p>
-        </w:tc>
-        <w:tc>
-          <w:tcPr>
-            <w:tcW w:w="1351" w:type="dxa"/>
-            <w:vMerge w:val="restart"/>
-          </w:tcPr>
-          <w:p>
-            <w:pPr>
-              <w:pStyle w:val="--2"/>
-            </w:pPr>
-            <w:r>
-              <w:rPr>
-                <w:sz w:val="14"/>
-                <w:rFonts w:ascii="Arial" w:hAnsi="Arial"/>
-              </w:rPr>
-              <w:t xml:space="preserve">сотрудник внутреннего клининга</w:t>
-            </w:r>
-          </w:p>
-        </w:tc>
-        <w:tc>
-          <w:tcPr>
-            <w:tcW w:w="1688" w:type="dxa"/>
-            <w:vMerge w:val="restart"/>
-          </w:tcPr>
-          <w:p>
-            <w:pPr>
-              <w:pStyle w:val="--2"/>
-            </w:pPr>
-            <w:r>
-              <w:rPr>
-                <w:sz w:val="14"/>
-                <w:rFonts w:ascii="Arial" w:hAnsi="Arial"/>
-              </w:rPr>
-              <w:t xml:space="preserve">визуальный контроль/ сотрудник отдела качества</w:t>
-            </w:r>
-          </w:p>
-        </w:tc>
-      </w:tr>
-      <w:tr>
-        <w:tc>
-          <w:tcPr>
-            <w:tcW w:w="1688" w:type="dxa"/>
-            <w:vMerge/>
-          </w:tcPr>
-          <w:p/>
-        </w:tc>
-        <w:tc>
-          <w:tcPr>
-            <w:tcW w:w="1408" w:type="dxa"/>
-          </w:tcPr>
-          <w:p>
-            <w:pPr>
-              <w:pStyle w:val="--2"/>
-            </w:pPr>
-            <w:r>
-              <w:rPr>
-                <w:sz w:val="14"/>
-                <w:rFonts w:ascii="Arial" w:hAnsi="Arial"/>
-              </w:rPr>
-              <w:t xml:space="preserve">дезинфекция</w:t>
-            </w:r>
-          </w:p>
-        </w:tc>
-        <w:tc>
-          <w:tcPr>
-            <w:tcW w:w="506" w:type="dxa"/>
-            <w:vMerge/>
-            <w:tcMar>
-              <w:left w:w="0" w:type="dxa"/>
-              <w:right w:w="0" w:type="dxa"/>
-            </w:tcMar>
-            <w:textDirection w:val="btLr"/>
-            <w:vAlign w:val="center"/>
-          </w:tcPr>
-          <w:p/>
-        </w:tc>
-        <w:tc>
-          <w:tcPr>
-            <w:tcW w:w="1913" w:type="dxa"/>
-            <w:shd w:val="clear" w:color="auto" w:fill="FFFFCC"/>
-          </w:tcPr>
-          <w:p>
-            <w:pPr>
-              <w:pStyle w:val="-0"/>
-            </w:pPr>
-            <w:r>
-              <w:rPr>
-                <w:rFonts w:ascii="Arial" w:hAnsi="Arial"/>
-                <w:b/>
-                <w:sz w:val="14"/>
-              </w:rPr>
-              <w:t>ХИМИТЕК ПОЛИДЕЗ</w:t>
-            </w:r>
-            <w:r>
-              <w:rPr>
-                <w:rFonts w:ascii="Arial" w:hAnsi="Arial"/>
-                <w:b/>
-                <w:sz w:val="14"/>
-                <w:vertAlign w:val="superscript"/>
-              </w:rPr>
-              <w:t>®</w:t>
-            </w:r>
-            <w:r>
-              <w:rPr>
-                <w:rFonts w:ascii="Arial" w:hAnsi="Arial"/>
-                <w:b/>
-                <w:sz w:val="14"/>
-              </w:rPr>
-              <w:t>-СУПЕР</w:t>
-            </w:r>
-          </w:p>
-        </w:tc>
-        <w:tc>
-          <w:tcPr>
-            <w:tcW w:w="1520" w:type="dxa"/>
-          </w:tcPr>
-          <w:p>
-            <w:pPr>
-              <w:pStyle w:val="--2"/>
-            </w:pPr>
-            <w:r>
-              <w:rPr>
-                <w:sz w:val="14"/>
-                <w:rFonts w:ascii="Arial" w:hAnsi="Arial"/>
-              </w:rPr>
-              <w:t xml:space="preserve">протирание</w:t>
-            </w:r>
-          </w:p>
-        </w:tc>
-        <w:tc>
-          <w:tcPr>
-            <w:tcW w:w="2025" w:type="dxa"/>
-          </w:tcPr>
-          <w:p>
-            <w:pPr>
-              <w:pStyle w:val="--3"/>
-            </w:pPr>
-            <w:r>
-              <w:rPr>
-                <w:rFonts w:ascii="Arial" w:hAnsi="Arial"/>
-                <w:sz w:val="14"/>
-              </w:rPr>
-              <w:t>0,05 % (по НУК)</w:t>
-            </w:r>
-            <w:r>
-              <w:br/>
-            </w:r>
-            <w:r>
-              <w:rPr>
-                <w:rFonts w:ascii="Arial" w:hAnsi="Arial"/>
-                <w:sz w:val="14"/>
-              </w:rPr>
-              <w:t>дозирующая система ProMax</w:t>
-            </w:r>
-          </w:p>
-        </w:tc>
-        <w:tc>
-          <w:tcPr>
-            <w:tcW w:w="1183" w:type="dxa"/>
-          </w:tcPr>
-          <w:p>
-            <w:pPr>
-              <w:pStyle w:val="--3"/>
-            </w:pPr>
-            <w:r>
-              <w:rPr>
-                <w:sz w:val="14"/>
-                <w:rFonts w:ascii="Arial" w:hAnsi="Arial"/>
-              </w:rPr>
-              <w:t xml:space="preserve">не выше 20°C</w:t>
-            </w:r>
-          </w:p>
-        </w:tc>
-        <w:tc>
-          <w:tcPr>
-            <w:tcW w:w="1126" w:type="dxa"/>
-          </w:tcPr>
-          <w:p>
-            <w:pPr>
-              <w:pStyle w:val="--3"/>
-            </w:pPr>
-            <w:r>
-              <w:rPr>
-                <w:sz w:val="14"/>
-                <w:rFonts w:ascii="Arial" w:hAnsi="Arial"/>
-              </w:rPr>
-              <w:t xml:space="preserve">60 минут</w:t>
-            </w:r>
-          </w:p>
-        </w:tc>
-        <w:tc>
-          <w:tcPr>
-            <w:tcW w:w="510" w:type="dxa"/>
-            <w:noWrap/>
-            <w:tcMar>
-              <w:left w:w="0" w:type="dxa"/>
-              <w:right w:w="0" w:type="dxa"/>
-            </w:tcMar>
-            <w:textDirection w:val="btLr"/>
-            <w:tcFitText/>
-            <w:vAlign w:val="center"/>
-            <w:vMerge/>
-            <w:shd w:val="clear" w:color="auto" w:fill="#FFCCCC"/>
-          </w:tcPr>
-          <w:p/>
-        </w:tc>
-        <w:tc>
-          <w:tcPr>
-            <w:tcW w:w="958" w:type="dxa"/>
-            <w:vMerge/>
-          </w:tcPr>
-          <w:p/>
-        </w:tc>
-        <w:tc>
-          <w:tcPr>
-            <w:tcW w:w="1351" w:type="dxa"/>
-            <w:vMerge/>
-          </w:tcPr>
-          <w:p/>
-        </w:tc>
-        <w:tc>
-          <w:tcPr>
-            <w:tcW w:w="1688" w:type="dxa"/>
-            <w:vMerge/>
-          </w:tcPr>
-          <w:p/>
-        </w:tc>
-      </w:tr>
-      <w:tr>
-        <w:tc>
-          <w:tcPr>
-            <w:tcW w:w="1688" w:type="dxa"/>
-            <w:vMerge w:val="restart"/>
-          </w:tcPr>
-          <w:p>
-            <w:pPr>
-              <w:pStyle w:val="--2"/>
-            </w:pPr>
-            <w:r>
-              <w:rPr>
-                <w:sz w:val="14"/>
-                <w:rFonts w:ascii="Arial" w:hAnsi="Arial"/>
-              </w:rPr>
-              <w:t xml:space="preserve">мопы</w:t>
-            </w:r>
-          </w:p>
-        </w:tc>
-        <w:tc>
-          <w:tcPr>
-            <w:tcW w:w="1408" w:type="dxa"/>
-          </w:tcPr>
-          <w:p>
-            <w:pPr>
-              <w:pStyle w:val="--2"/>
-            </w:pPr>
-            <w:r>
-              <w:rPr>
-                <w:sz w:val="14"/>
-                <w:rFonts w:ascii="Arial" w:hAnsi="Arial"/>
-              </w:rPr>
-              <w:t xml:space="preserve">мойка</w:t>
-            </w:r>
-          </w:p>
-        </w:tc>
-        <w:tc>
-          <w:tcPr>
-            <w:tcW w:w="506" w:type="dxa"/>
-            <w:vMerge w:val="restart"/>
-            <w:tcMar>
-              <w:left w:w="0" w:type="dxa"/>
-              <w:right w:w="0" w:type="dxa"/>
-            </w:tcMar>
-            <w:textDirection w:val="btLr"/>
-            <w:vAlign w:val="center"/>
-          </w:tcPr>
-          <w:p>
-            <w:pPr>
-              <w:pStyle w:val="--3"/>
-            </w:pPr>
-            <w:r>
-              <w:rPr>
-                <w:sz w:val="14"/>
-                <w:rFonts w:ascii="Arial" w:hAnsi="Arial"/>
-              </w:rPr>
-              <w:t xml:space="preserve"/>
-            </w:r>
-          </w:p>
-        </w:tc>
-        <w:tc>
-          <w:tcPr>
-            <w:tcW w:w="1913" w:type="dxa"/>
-            <w:shd w:val="clear" w:color="auto" w:fill="CCECFF"/>
-          </w:tcPr>
-          <w:p>
-            <w:pPr>
-              <w:pStyle w:val="-0"/>
-            </w:pPr>
-            <w:r>
-              <w:rPr>
-                <w:rFonts w:ascii="Arial" w:hAnsi="Arial"/>
-                <w:b/>
-                <w:sz w:val="14"/>
-              </w:rPr>
-              <w:t>ВОДА</w:t>
-            </w:r>
-          </w:p>
-        </w:tc>
-        <w:tc>
-          <w:tcPr>
-            <w:tcW w:w="1520" w:type="dxa"/>
-          </w:tcPr>
-          <w:p>
-            <w:pPr>
-              <w:pStyle w:val="--2"/>
-            </w:pPr>
-            <w:r>
-              <w:rPr>
-                <w:sz w:val="14"/>
-                <w:rFonts w:ascii="Arial" w:hAnsi="Arial"/>
-              </w:rPr>
-              <w:t xml:space="preserve">ручной (ополаскивание)</w:t>
-            </w:r>
-          </w:p>
-        </w:tc>
-        <w:tc>
-          <w:tcPr>
-            <w:tcW w:w="2025" w:type="dxa"/>
-          </w:tcPr>
-          <w:p>
-            <w:pPr>
-              <w:pStyle w:val="--3"/>
-            </w:pPr>
-            <w:r>
-              <w:rPr>
-                <w:rFonts w:ascii="Arial" w:hAnsi="Arial"/>
-                <w:sz w:val="14"/>
-              </w:rPr>
-              <w:t>1,0 % - 2,0 %</w:t>
-            </w:r>
-            <w:r>
-              <w:br/>
-            </w:r>
-            <w:r>
-              <w:rPr>
-                <w:rFonts w:ascii="Arial" w:hAnsi="Arial"/>
-                <w:sz w:val="14"/>
-              </w:rPr>
-              <w:t>дозирующая система ProMax</w:t>
-            </w:r>
-          </w:p>
-        </w:tc>
-        <w:tc>
-          <w:tcPr>
-            <w:tcW w:w="1183" w:type="dxa"/>
-          </w:tcPr>
-          <w:p>
-            <w:pPr>
-              <w:pStyle w:val="--3"/>
-            </w:pPr>
-            <w:r>
-              <w:rPr>
-                <w:sz w:val="14"/>
-                <w:rFonts w:ascii="Arial" w:hAnsi="Arial"/>
-              </w:rPr>
-              <w:t xml:space="preserve">не ниже 60°C</w:t>
-            </w:r>
-          </w:p>
-        </w:tc>
-        <w:tc>
-          <w:tcPr>
-            <w:tcW w:w="1126" w:type="dxa"/>
-          </w:tcPr>
-          <w:p>
-            <w:pPr>
-              <w:pStyle w:val="--3"/>
-            </w:pPr>
-            <w:r>
-              <w:rPr>
-                <w:sz w:val="14"/>
-                <w:rFonts w:ascii="Arial" w:hAnsi="Arial"/>
-              </w:rPr>
-              <w:t xml:space="preserve">___________</w:t>
-            </w:r>
-          </w:p>
-        </w:tc>
-        <w:tc>
-          <w:tcPr>
-            <w:tcW w:w="510" w:type="dxa"/>
-            <w:noWrap/>
-            <w:tcMar>
-              <w:left w:w="0" w:type="dxa"/>
-              <w:right w:w="0" w:type="dxa"/>
-            </w:tcMar>
-            <w:textDirection w:val="btLr"/>
-            <w:tcFitText/>
-            <w:vAlign w:val="center"/>
-            <w:vMerge w:val="restart"/>
-            <w:shd w:val="clear" w:color="auto" w:fill="#FFCCCC"/>
-          </w:tcPr>
-          <w:p>
-            <w:pPr>
-              <w:pStyle w:val="--3"/>
-            </w:pPr>
-            <w:r>
-              <w:rPr>
-                <w:sz w:val="14"/>
-                <w:rFonts w:ascii="Arial" w:hAnsi="Arial"/>
-                <w:b/>
-              </w:rPr>
-              <w:t xml:space="preserve">красный</w:t>
-            </w:r>
-          </w:p>
-        </w:tc>
-        <w:tc>
-          <w:tcPr>
-            <w:tcW w:w="958" w:type="dxa"/>
-            <w:vMerge w:val="restart"/>
-          </w:tcPr>
-          <w:p>
-            <w:pPr>
-              <w:pStyle w:val="--3"/>
-            </w:pPr>
-            <w:r>
-              <w:rPr>
-                <w:sz w:val="14"/>
-                <w:rFonts w:ascii="Arial" w:hAnsi="Arial"/>
-              </w:rPr>
-              <w:t xml:space="preserve">сразу после использования</w:t>
-            </w:r>
-          </w:p>
-        </w:tc>
-        <w:tc>
-          <w:tcPr>
-            <w:tcW w:w="1351" w:type="dxa"/>
-            <w:vMerge w:val="restart"/>
-          </w:tcPr>
-          <w:p>
-            <w:pPr>
-              <w:pStyle w:val="--2"/>
-            </w:pPr>
-            <w:r>
-              <w:rPr>
-                <w:sz w:val="14"/>
-                <w:rFonts w:ascii="Arial" w:hAnsi="Arial"/>
-              </w:rPr>
-              <w:t xml:space="preserve">сотрудник внутреннего клининга</w:t>
-            </w:r>
-          </w:p>
-        </w:tc>
-        <w:tc>
-          <w:tcPr>
-            <w:tcW w:w="1688" w:type="dxa"/>
-            <w:vMerge w:val="restart"/>
-          </w:tcPr>
-          <w:p>
-            <w:pPr>
-              <w:pStyle w:val="--2"/>
-            </w:pPr>
-            <w:r>
-              <w:rPr>
-                <w:sz w:val="14"/>
-                <w:rFonts w:ascii="Arial" w:hAnsi="Arial"/>
-              </w:rPr>
-              <w:t xml:space="preserve">визуальный контроль/ сотрудник отдела качества</w:t>
-            </w:r>
-          </w:p>
-        </w:tc>
-      </w:tr>
-      <w:tr>
-        <w:tc>
-          <w:tcPr>
-            <w:tcW w:w="1688" w:type="dxa"/>
-            <w:vMerge/>
-          </w:tcPr>
-          <w:p/>
-        </w:tc>
-        <w:tc>
-          <w:tcPr>
-            <w:tcW w:w="1408" w:type="dxa"/>
-          </w:tcPr>
-          <w:p>
-            <w:pPr>
-              <w:pStyle w:val="--2"/>
-            </w:pPr>
-            <w:r>
-              <w:rPr>
-                <w:sz w:val="14"/>
-                <w:rFonts w:ascii="Arial" w:hAnsi="Arial"/>
-              </w:rPr>
-              <w:t xml:space="preserve">дезинфекция</w:t>
-            </w:r>
-          </w:p>
-        </w:tc>
-        <w:tc>
-          <w:tcPr>
-            <w:tcW w:w="506" w:type="dxa"/>
-            <w:vMerge/>
-            <w:tcMar>
-              <w:left w:w="0" w:type="dxa"/>
-              <w:right w:w="0" w:type="dxa"/>
-            </w:tcMar>
-            <w:textDirection w:val="btLr"/>
-            <w:vAlign w:val="center"/>
-          </w:tcPr>
-          <w:p/>
-        </w:tc>
-        <w:tc>
-          <w:tcPr>
-            <w:tcW w:w="1913" w:type="dxa"/>
-            <w:shd w:val="clear" w:color="auto" w:fill="FFFFCC"/>
-          </w:tcPr>
-          <w:p>
-            <w:pPr>
-              <w:pStyle w:val="-0"/>
-            </w:pPr>
-            <w:r>
-              <w:rPr>
-                <w:rFonts w:ascii="Arial" w:hAnsi="Arial"/>
-                <w:b/>
-                <w:sz w:val="14"/>
-              </w:rPr>
-              <w:t>ХИМИТЕК ПОЛИДЕЗ</w:t>
-            </w:r>
-            <w:r>
-              <w:rPr>
-                <w:rFonts w:ascii="Arial" w:hAnsi="Arial"/>
-                <w:b/>
-                <w:sz w:val="14"/>
-                <w:vertAlign w:val="superscript"/>
-              </w:rPr>
-              <w:t>®</w:t>
-            </w:r>
-            <w:r>
-              <w:rPr>
-                <w:rFonts w:ascii="Arial" w:hAnsi="Arial"/>
-                <w:b/>
-                <w:sz w:val="14"/>
-              </w:rPr>
-              <w:t>-СУПЕР</w:t>
-            </w:r>
-          </w:p>
-        </w:tc>
-        <w:tc>
-          <w:tcPr>
-            <w:tcW w:w="1520" w:type="dxa"/>
-          </w:tcPr>
-          <w:p>
-            <w:pPr>
-              <w:pStyle w:val="--2"/>
-            </w:pPr>
-            <w:r>
-              <w:rPr>
-                <w:sz w:val="14"/>
-                <w:rFonts w:ascii="Arial" w:hAnsi="Arial"/>
-              </w:rPr>
-              <w:t xml:space="preserve">протирание</w:t>
-            </w:r>
-          </w:p>
-        </w:tc>
-        <w:tc>
-          <w:tcPr>
-            <w:tcW w:w="2025" w:type="dxa"/>
-          </w:tcPr>
-          <w:p>
-            <w:pPr>
-              <w:pStyle w:val="--3"/>
-            </w:pPr>
-            <w:r>
-              <w:rPr>
-                <w:rFonts w:ascii="Arial" w:hAnsi="Arial"/>
-                <w:sz w:val="14"/>
-              </w:rPr>
-              <w:t>0,05 % (по НУК)</w:t>
-            </w:r>
-            <w:r>
-              <w:br/>
-            </w:r>
-            <w:r>
-              <w:rPr>
-                <w:rFonts w:ascii="Arial" w:hAnsi="Arial"/>
-                <w:sz w:val="14"/>
-              </w:rPr>
-              <w:t>дозирующая система ProMax</w:t>
-            </w:r>
-          </w:p>
-        </w:tc>
-        <w:tc>
-          <w:tcPr>
-            <w:tcW w:w="1183" w:type="dxa"/>
-          </w:tcPr>
-          <w:p>
-            <w:pPr>
-              <w:pStyle w:val="--3"/>
-            </w:pPr>
-            <w:r>
-              <w:rPr>
-                <w:sz w:val="14"/>
-                <w:rFonts w:ascii="Arial" w:hAnsi="Arial"/>
-              </w:rPr>
-              <w:t xml:space="preserve">не выше 20°C</w:t>
-            </w:r>
-          </w:p>
-        </w:tc>
-        <w:tc>
-          <w:tcPr>
-            <w:tcW w:w="1126" w:type="dxa"/>
-          </w:tcPr>
-          <w:p>
-            <w:pPr>
-              <w:pStyle w:val="--3"/>
-            </w:pPr>
-            <w:r>
-              <w:rPr>
-                <w:sz w:val="14"/>
-                <w:rFonts w:ascii="Arial" w:hAnsi="Arial"/>
-              </w:rPr>
-              <w:t xml:space="preserve">60 минут</w:t>
-            </w:r>
-          </w:p>
-        </w:tc>
-        <w:tc>
-          <w:tcPr>
-            <w:tcW w:w="510" w:type="dxa"/>
-            <w:noWrap/>
-            <w:tcMar>
-              <w:left w:w="0" w:type="dxa"/>
-              <w:right w:w="0" w:type="dxa"/>
-            </w:tcMar>
-            <w:textDirection w:val="btLr"/>
-            <w:tcFitText/>
-            <w:vAlign w:val="center"/>
-            <w:vMerge/>
-            <w:shd w:val="clear" w:color="auto" w:fill="#FFCCCC"/>
-          </w:tcPr>
-          <w:p/>
-        </w:tc>
-        <w:tc>
-          <w:tcPr>
-            <w:tcW w:w="958" w:type="dxa"/>
-            <w:vMerge/>
-          </w:tcPr>
-          <w:p/>
-        </w:tc>
-        <w:tc>
-          <w:tcPr>
-            <w:tcW w:w="1351" w:type="dxa"/>
-            <w:vMerge/>
-          </w:tcPr>
-          <w:p/>
-        </w:tc>
-        <w:tc>
-          <w:tcPr>
-            <w:tcW w:w="1688" w:type="dxa"/>
-            <w:vMerge/>
-          </w:tcPr>
-          <w:p/>
-        </w:tc>
-      </w:tr>
-      <w:tr>
-        <w:tc>
-          <w:tcPr>
-            <w:tcW w:w="1688" w:type="dxa"/>
-            <w:vMerge w:val="restart"/>
-          </w:tcPr>
-          <w:p>
-            <w:pPr>
-              <w:pStyle w:val="--2"/>
-            </w:pPr>
-            <w:r>
-              <w:rPr>
-                <w:sz w:val="14"/>
-                <w:rFonts w:ascii="Arial" w:hAnsi="Arial"/>
-              </w:rPr>
-              <w:t xml:space="preserve">вёдра, тележки уборочные</w:t>
-            </w:r>
-          </w:p>
-        </w:tc>
-        <w:tc>
-          <w:tcPr>
-            <w:tcW w:w="1408" w:type="dxa"/>
-          </w:tcPr>
-          <w:p>
-            <w:pPr>
-              <w:pStyle w:val="--2"/>
-            </w:pPr>
-            <w:r>
-              <w:rPr>
-                <w:sz w:val="14"/>
-                <w:rFonts w:ascii="Arial" w:hAnsi="Arial"/>
-              </w:rPr>
-              <w:t xml:space="preserve">мойка</w:t>
-            </w:r>
-          </w:p>
-        </w:tc>
-        <w:tc>
-          <w:tcPr>
-            <w:tcW w:w="506" w:type="dxa"/>
-            <w:vMerge w:val="restart"/>
-            <w:tcMar>
-              <w:left w:w="0" w:type="dxa"/>
-              <w:right w:w="0" w:type="dxa"/>
-            </w:tcMar>
-            <w:textDirection w:val="btLr"/>
-            <w:vAlign w:val="center"/>
-          </w:tcPr>
-          <w:p>
-            <w:pPr>
-              <w:pStyle w:val="--3"/>
-            </w:pPr>
-            <w:r>
-              <w:rPr>
-                <w:sz w:val="14"/>
-                <w:rFonts w:ascii="Arial" w:hAnsi="Arial"/>
-              </w:rPr>
-              <w:t xml:space="preserve"/>
-            </w:r>
-          </w:p>
-        </w:tc>
-        <w:tc>
-          <w:tcPr>
-            <w:tcW w:w="1913" w:type="dxa"/>
-            <w:shd w:val="clear" w:color="auto" w:fill="99CCFF"/>
-          </w:tcPr>
-          <w:p>
-            <w:pPr>
-              <w:pStyle w:val="-0"/>
-            </w:pPr>
-            <w:r>
-              <w:rPr>
-                <w:rFonts w:ascii="Arial" w:hAnsi="Arial"/>
-                <w:b/>
-                <w:sz w:val="14"/>
-              </w:rPr>
-              <w:t>ХИМИТЕК ЧУДОДЕЙ</w:t>
-            </w:r>
-            <w:r>
-              <w:rPr>
-                <w:rFonts w:ascii="Arial" w:hAnsi="Arial"/>
-                <w:b/>
-                <w:sz w:val="14"/>
-                <w:vertAlign w:val="superscript"/>
-              </w:rPr>
-              <w:t>®</w:t>
-            </w:r>
-            <w:r>
-              <w:rPr>
-                <w:rFonts w:ascii="Arial" w:hAnsi="Arial"/>
-                <w:b/>
-                <w:sz w:val="14"/>
-              </w:rPr>
-              <w:t>-КОМБИ-ПЕНАКТИВ</w:t>
-            </w:r>
-          </w:p>
-        </w:tc>
-        <w:tc>
-          <w:tcPr>
-            <w:tcW w:w="1520" w:type="dxa"/>
-          </w:tcPr>
-          <w:p>
-            <w:pPr>
-              <w:pStyle w:val="--2"/>
-            </w:pPr>
-            <w:r>
-              <w:rPr>
-                <w:sz w:val="14"/>
-                <w:rFonts w:ascii="Arial" w:hAnsi="Arial"/>
-              </w:rPr>
-              <w:t xml:space="preserve">ручной (протирание, обработка щёткой)</w:t>
-            </w:r>
-          </w:p>
-        </w:tc>
-        <w:tc>
-          <w:tcPr>
-            <w:tcW w:w="2025" w:type="dxa"/>
-          </w:tcPr>
-          <w:p>
-            <w:pPr>
-              <w:pStyle w:val="--3"/>
-            </w:pPr>
-            <w:r>
-              <w:rPr>
-                <w:rFonts w:ascii="Arial" w:hAnsi="Arial"/>
-                <w:sz w:val="14"/>
-              </w:rPr>
-              <w:t>1,0 % - 2,0 %</w:t>
-            </w:r>
-            <w:r>
-              <w:br/>
-            </w:r>
-            <w:r>
-              <w:rPr>
-                <w:rFonts w:ascii="Arial" w:hAnsi="Arial"/>
-                <w:sz w:val="14"/>
-              </w:rPr>
-              <w:t>дозирующая система ProMax</w:t>
-            </w:r>
-          </w:p>
-        </w:tc>
-        <w:tc>
-          <w:tcPr>
-            <w:tcW w:w="1183" w:type="dxa"/>
-          </w:tcPr>
-          <w:p>
-            <w:pPr>
-              <w:pStyle w:val="--3"/>
-            </w:pPr>
-            <w:r>
-              <w:rPr>
-                <w:sz w:val="14"/>
-                <w:rFonts w:ascii="Arial" w:hAnsi="Arial"/>
-              </w:rPr>
-              <w:t xml:space="preserve">не выше 40°C</w:t>
-            </w:r>
-          </w:p>
-        </w:tc>
-        <w:tc>
-          <w:tcPr>
-            <w:tcW w:w="1126" w:type="dxa"/>
-          </w:tcPr>
-          <w:p>
-            <w:pPr>
-              <w:pStyle w:val="--3"/>
-            </w:pPr>
-            <w:r>
-              <w:rPr>
-                <w:sz w:val="14"/>
-                <w:rFonts w:ascii="Arial" w:hAnsi="Arial"/>
-              </w:rPr>
-              <w:t xml:space="preserve">60 минут</w:t>
-            </w:r>
-          </w:p>
-        </w:tc>
-        <w:tc>
-          <w:tcPr>
-            <w:tcW w:w="510" w:type="dxa"/>
-            <w:noWrap/>
-            <w:tcMar>
-              <w:left w:w="0" w:type="dxa"/>
-              <w:right w:w="0" w:type="dxa"/>
-            </w:tcMar>
-            <w:textDirection w:val="btLr"/>
-            <w:tcFitText/>
-            <w:vAlign w:val="center"/>
-            <w:vMerge w:val="restart"/>
-            <w:shd w:val="clear" w:color="auto" w:fill="#FFCCCC"/>
-          </w:tcPr>
-          <w:p>
-            <w:pPr>
-              <w:pStyle w:val="--3"/>
-            </w:pPr>
-            <w:r>
-              <w:rPr>
-                <w:sz w:val="14"/>
-                <w:rFonts w:ascii="Arial" w:hAnsi="Arial"/>
-                <w:b/>
-              </w:rPr>
-              <w:t xml:space="preserve">красный</w:t>
-            </w:r>
-          </w:p>
-        </w:tc>
-        <w:tc>
-          <w:tcPr>
-            <w:tcW w:w="958" w:type="dxa"/>
-            <w:vMerge w:val="restart"/>
-          </w:tcPr>
-          <w:p>
-            <w:pPr>
-              <w:pStyle w:val="--3"/>
-            </w:pPr>
-            <w:r>
-              <w:rPr>
-                <w:sz w:val="14"/>
-                <w:rFonts w:ascii="Arial" w:hAnsi="Arial"/>
-              </w:rPr>
-              <w:t xml:space="preserve">сразу после использования</w:t>
-            </w:r>
-          </w:p>
-        </w:tc>
-        <w:tc>
-          <w:tcPr>
-            <w:tcW w:w="1351" w:type="dxa"/>
-            <w:vMerge w:val="restart"/>
-          </w:tcPr>
-          <w:p>
-            <w:pPr>
-              <w:pStyle w:val="--2"/>
-            </w:pPr>
-            <w:r>
-              <w:rPr>
-                <w:sz w:val="14"/>
-                <w:rFonts w:ascii="Arial" w:hAnsi="Arial"/>
-              </w:rPr>
-              <w:t xml:space="preserve">сотрудник внутреннего клининга</w:t>
-            </w:r>
-          </w:p>
-        </w:tc>
-        <w:tc>
-          <w:tcPr>
-            <w:tcW w:w="1688" w:type="dxa"/>
-            <w:vMerge w:val="restart"/>
-          </w:tcPr>
-          <w:p>
-            <w:pPr>
-              <w:pStyle w:val="--2"/>
-            </w:pPr>
-            <w:r>
-              <w:rPr>
-                <w:sz w:val="14"/>
-                <w:rFonts w:ascii="Arial" w:hAnsi="Arial"/>
-              </w:rPr>
-              <w:t xml:space="preserve">визуальный контроль/ сотрудник отдела качества</w:t>
-            </w:r>
-          </w:p>
-        </w:tc>
-      </w:tr>
-      <w:tr>
-        <w:tc>
-          <w:tcPr>
-            <w:tcW w:w="1688" w:type="dxa"/>
-            <w:vMerge/>
-          </w:tcPr>
-          <w:p/>
-        </w:tc>
-        <w:tc>
-          <w:tcPr>
-            <w:tcW w:w="1408" w:type="dxa"/>
-          </w:tcPr>
-          <w:p>
-            <w:pPr>
-              <w:pStyle w:val="--2"/>
-            </w:pPr>
-            <w:r>
-              <w:rPr>
-                <w:sz w:val="14"/>
-                <w:rFonts w:ascii="Arial" w:hAnsi="Arial"/>
-              </w:rPr>
-              <w:t xml:space="preserve">дезинфекция</w:t>
-            </w:r>
-          </w:p>
-        </w:tc>
-        <w:tc>
-          <w:tcPr>
-            <w:tcW w:w="506" w:type="dxa"/>
-            <w:vMerge/>
-            <w:tcMar>
-              <w:left w:w="0" w:type="dxa"/>
-              <w:right w:w="0" w:type="dxa"/>
-            </w:tcMar>
-            <w:textDirection w:val="btLr"/>
-            <w:vAlign w:val="center"/>
-          </w:tcPr>
-          <w:p/>
-        </w:tc>
-        <w:tc>
-          <w:tcPr>
-            <w:tcW w:w="1913" w:type="dxa"/>
-            <w:shd w:val="clear" w:color="auto" w:fill="FFFFCC"/>
-          </w:tcPr>
-          <w:p>
-            <w:pPr>
-              <w:pStyle w:val="-0"/>
-            </w:pPr>
-            <w:r>
-              <w:rPr>
-                <w:rFonts w:ascii="Arial" w:hAnsi="Arial"/>
-                <w:b/>
-                <w:sz w:val="14"/>
-              </w:rPr>
-              <w:t>ХИМИТЕК ПОЛИДЕЗ</w:t>
-            </w:r>
-            <w:r>
-              <w:rPr>
-                <w:rFonts w:ascii="Arial" w:hAnsi="Arial"/>
-                <w:b/>
-                <w:sz w:val="14"/>
-                <w:vertAlign w:val="superscript"/>
-              </w:rPr>
-              <w:t>®</w:t>
-            </w:r>
-            <w:r>
-              <w:rPr>
-                <w:rFonts w:ascii="Arial" w:hAnsi="Arial"/>
-                <w:b/>
-                <w:sz w:val="14"/>
-              </w:rPr>
-              <w:t>-СУПЕР</w:t>
-            </w:r>
-          </w:p>
-        </w:tc>
-        <w:tc>
-          <w:tcPr>
-            <w:tcW w:w="1520" w:type="dxa"/>
-          </w:tcPr>
-          <w:p>
-            <w:pPr>
-              <w:pStyle w:val="--2"/>
-            </w:pPr>
-            <w:r>
-              <w:rPr>
-                <w:sz w:val="14"/>
-                <w:rFonts w:ascii="Arial" w:hAnsi="Arial"/>
-              </w:rPr>
-              <w:t xml:space="preserve">протирание</w:t>
-            </w:r>
-          </w:p>
-        </w:tc>
-        <w:tc>
-          <w:tcPr>
-            <w:tcW w:w="2025" w:type="dxa"/>
-          </w:tcPr>
-          <w:p>
-            <w:pPr>
-              <w:pStyle w:val="--3"/>
-            </w:pPr>
-            <w:r>
-              <w:rPr>
-                <w:rFonts w:ascii="Arial" w:hAnsi="Arial"/>
-                <w:sz w:val="14"/>
-              </w:rPr>
-              <w:t>0,05 % (по НУК)</w:t>
-            </w:r>
-            <w:r>
-              <w:br/>
-            </w:r>
-            <w:r>
-              <w:rPr>
-                <w:rFonts w:ascii="Arial" w:hAnsi="Arial"/>
-                <w:sz w:val="14"/>
-              </w:rPr>
-              <w:t>дозирующая система ProMax</w:t>
-            </w:r>
-          </w:p>
-        </w:tc>
-        <w:tc>
-          <w:tcPr>
-            <w:tcW w:w="1183" w:type="dxa"/>
-          </w:tcPr>
-          <w:p>
-            <w:pPr>
-              <w:pStyle w:val="--3"/>
-            </w:pPr>
-            <w:r>
-              <w:rPr>
-                <w:sz w:val="14"/>
-                <w:rFonts w:ascii="Arial" w:hAnsi="Arial"/>
-              </w:rPr>
-              <w:t xml:space="preserve">не выше 20°C</w:t>
-            </w:r>
-          </w:p>
-        </w:tc>
-        <w:tc>
-          <w:tcPr>
-            <w:tcW w:w="1126" w:type="dxa"/>
-          </w:tcPr>
-          <w:p>
-            <w:pPr>
-              <w:pStyle w:val="--3"/>
-            </w:pPr>
-            <w:r>
-              <w:rPr>
-                <w:sz w:val="14"/>
-                <w:rFonts w:ascii="Arial" w:hAnsi="Arial"/>
-              </w:rPr>
-              <w:t xml:space="preserve">60 минут</w:t>
-            </w:r>
-          </w:p>
-        </w:tc>
-        <w:tc>
-          <w:tcPr>
-            <w:tcW w:w="510" w:type="dxa"/>
-            <w:noWrap/>
-            <w:tcMar>
-              <w:left w:w="0" w:type="dxa"/>
-              <w:right w:w="0" w:type="dxa"/>
-            </w:tcMar>
-            <w:textDirection w:val="btLr"/>
-            <w:tcFitText/>
-            <w:vAlign w:val="center"/>
-            <w:vMerge/>
-            <w:shd w:val="clear" w:color="auto" w:fill="#FFCCCC"/>
-          </w:tcPr>
-          <w:p/>
-        </w:tc>
-        <w:tc>
-          <w:tcPr>
-            <w:tcW w:w="958" w:type="dxa"/>
-            <w:vMerge/>
-          </w:tcPr>
-          <w:p/>
-        </w:tc>
-        <w:tc>
-          <w:tcPr>
-            <w:tcW w:w="1351" w:type="dxa"/>
-            <w:vMerge/>
-          </w:tcPr>
-          <w:p/>
-        </w:tc>
-        <w:tc>
-          <w:tcPr>
-            <w:tcW w:w="1688" w:type="dxa"/>
-            <w:vMerge/>
-          </w:tcPr>
-          <w:p/>
+          </w:p>
         </w:tc>
       </w:tr>
     </w:tbl>
